--- a/Báo Cáo Khoa Học Dữ Liệu.docx
+++ b/Báo Cáo Khoa Học Dữ Liệu.docx
@@ -60,23 +60,7 @@
           <w:rFonts w:cs="Times New Roman"/>
           <w:b/>
         </w:rPr>
-        <w:t xml:space="preserve">Bộ </w:t>
-      </w:r>
-      <w:proofErr w:type="gramStart"/>
-      <w:r>
-        <w:rPr>
-          <w:rFonts w:cs="Times New Roman"/>
-          <w:b/>
-        </w:rPr>
-        <w:t>môn :</w:t>
-      </w:r>
-      <w:proofErr w:type="gramEnd"/>
-      <w:r>
-        <w:rPr>
-          <w:rFonts w:cs="Times New Roman"/>
-          <w:b/>
-        </w:rPr>
-        <w:t xml:space="preserve"> Công Nghệ Thông Tin</w:t>
+        <w:t>Bộ môn : Công Nghệ Thông Tin</w:t>
       </w:r>
     </w:p>
     <w:p>
@@ -1284,7 +1268,6 @@
         </w:rPr>
         <w:t xml:space="preserve"> </w:t>
       </w:r>
-      <w:proofErr w:type="gramStart"/>
       <w:r>
         <w:rPr>
           <w:rFonts w:cs="Times New Roman"/>
@@ -1302,17 +1285,7 @@
           <w:sz w:val="26"/>
           <w:szCs w:val="26"/>
         </w:rPr>
-        <w:t>Nguyễn</w:t>
-      </w:r>
-      <w:proofErr w:type="gramEnd"/>
-      <w:r>
-        <w:rPr>
-          <w:rFonts w:cs="Times New Roman"/>
-          <w:i/>
-          <w:sz w:val="26"/>
-          <w:szCs w:val="26"/>
-        </w:rPr>
-        <w:t xml:space="preserve"> Văn Huy</w:t>
+        <w:t>Nguyễn Văn Huy</w:t>
       </w:r>
     </w:p>
     <w:p>
@@ -1872,17 +1845,7 @@
           <w:sz w:val="26"/>
           <w:szCs w:val="26"/>
         </w:rPr>
-        <w:t xml:space="preserve">vụ: </w:t>
-      </w:r>
-      <w:proofErr w:type="gramStart"/>
-      <w:r>
-        <w:rPr>
-          <w:rFonts w:cs="Times New Roman"/>
-          <w:i/>
-          <w:sz w:val="26"/>
-          <w:szCs w:val="26"/>
-        </w:rPr>
-        <w:t>ngày</w:t>
+        <w:t>vụ: ngày</w:t>
       </w:r>
       <w:r>
         <w:rPr>
@@ -1904,7 +1867,6 @@
         </w:rPr>
         <w:t>20</w:t>
       </w:r>
-      <w:proofErr w:type="gramEnd"/>
       <w:r>
         <w:rPr>
           <w:rFonts w:cs="Times New Roman"/>
@@ -1916,7 +1878,6 @@
         </w:rPr>
         <w:t xml:space="preserve"> </w:t>
       </w:r>
-      <w:proofErr w:type="gramStart"/>
       <w:r>
         <w:rPr>
           <w:rFonts w:cs="Times New Roman"/>
@@ -1946,7 +1907,6 @@
         </w:rPr>
         <w:t>06</w:t>
       </w:r>
-      <w:proofErr w:type="gramEnd"/>
       <w:r>
         <w:rPr>
           <w:rFonts w:cs="Times New Roman"/>
@@ -2552,7 +2512,7 @@
             </w:rPr>
             <w:fldChar w:fldCharType="separate"/>
           </w:r>
-          <w:hyperlink w:anchor="_Toc233198836" w:history="1">
+          <w:hyperlink w:anchor="_Toc233199193" w:history="1">
             <w:r>
               <w:rPr>
                 <w:rStyle w:val="Hyperlink"/>
@@ -2587,7 +2547,7 @@
                 <w:sz w:val="26"/>
                 <w:szCs w:val="26"/>
               </w:rPr>
-              <w:instrText xml:space="preserve"> PAGEREF _Toc233198836 \h </w:instrText>
+              <w:instrText xml:space="preserve"> PAGEREF _Toc233199193 \h </w:instrText>
             </w:r>
             <w:r>
               <w:rPr>
@@ -2641,7 +2601,7 @@
               <w14:ligatures w14:val="standardContextual"/>
             </w:rPr>
           </w:pPr>
-          <w:hyperlink w:anchor="_Toc233198837" w:history="1">
+          <w:hyperlink w:anchor="_Toc233199194" w:history="1">
             <w:r>
               <w:rPr>
                 <w:rStyle w:val="Hyperlink"/>
@@ -2676,7 +2636,7 @@
                 <w:sz w:val="26"/>
                 <w:szCs w:val="26"/>
               </w:rPr>
-              <w:instrText xml:space="preserve"> PAGEREF _Toc233198837 \h </w:instrText>
+              <w:instrText xml:space="preserve"> PAGEREF _Toc233199194 \h </w:instrText>
             </w:r>
             <w:r>
               <w:rPr>
@@ -2730,7 +2690,7 @@
               <w14:ligatures w14:val="standardContextual"/>
             </w:rPr>
           </w:pPr>
-          <w:hyperlink w:anchor="_Toc233198838" w:history="1">
+          <w:hyperlink w:anchor="_Toc233199195" w:history="1">
             <w:r>
               <w:rPr>
                 <w:rStyle w:val="Hyperlink"/>
@@ -2765,7 +2725,7 @@
                 <w:sz w:val="26"/>
                 <w:szCs w:val="26"/>
               </w:rPr>
-              <w:instrText xml:space="preserve"> PAGEREF _Toc233198838 \h </w:instrText>
+              <w:instrText xml:space="preserve"> PAGEREF _Toc233199195 \h </w:instrText>
             </w:r>
             <w:r>
               <w:rPr>
@@ -2819,7 +2779,7 @@
               <w14:ligatures w14:val="standardContextual"/>
             </w:rPr>
           </w:pPr>
-          <w:hyperlink w:anchor="_Toc233198839" w:history="1">
+          <w:hyperlink w:anchor="_Toc233199196" w:history="1">
             <w:r>
               <w:rPr>
                 <w:rStyle w:val="Hyperlink"/>
@@ -2854,7 +2814,7 @@
                 <w:sz w:val="26"/>
                 <w:szCs w:val="26"/>
               </w:rPr>
-              <w:instrText xml:space="preserve"> PAGEREF _Toc233198839 \h </w:instrText>
+              <w:instrText xml:space="preserve"> PAGEREF _Toc233199196 \h </w:instrText>
             </w:r>
             <w:r>
               <w:rPr>
@@ -2908,7 +2868,7 @@
               <w14:ligatures w14:val="standardContextual"/>
             </w:rPr>
           </w:pPr>
-          <w:hyperlink w:anchor="_Toc233198840" w:history="1">
+          <w:hyperlink w:anchor="_Toc233199197" w:history="1">
             <w:r>
               <w:rPr>
                 <w:rStyle w:val="Hyperlink"/>
@@ -2943,7 +2903,7 @@
                 <w:sz w:val="26"/>
                 <w:szCs w:val="26"/>
               </w:rPr>
-              <w:instrText xml:space="preserve"> PAGEREF _Toc233198840 \h </w:instrText>
+              <w:instrText xml:space="preserve"> PAGEREF _Toc233199197 \h </w:instrText>
             </w:r>
             <w:r>
               <w:rPr>
@@ -2997,7 +2957,7 @@
               <w14:ligatures w14:val="standardContextual"/>
             </w:rPr>
           </w:pPr>
-          <w:hyperlink w:anchor="_Toc233198841" w:history="1">
+          <w:hyperlink w:anchor="_Toc233199198" w:history="1">
             <w:r>
               <w:rPr>
                 <w:rStyle w:val="Hyperlink"/>
@@ -3032,7 +2992,7 @@
                 <w:sz w:val="26"/>
                 <w:szCs w:val="26"/>
               </w:rPr>
-              <w:instrText xml:space="preserve"> PAGEREF _Toc233198841 \h </w:instrText>
+              <w:instrText xml:space="preserve"> PAGEREF _Toc233199198 \h </w:instrText>
             </w:r>
             <w:r>
               <w:rPr>
@@ -3086,7 +3046,7 @@
               <w14:ligatures w14:val="standardContextual"/>
             </w:rPr>
           </w:pPr>
-          <w:hyperlink w:anchor="_Toc233198842" w:history="1">
+          <w:hyperlink w:anchor="_Toc233199199" w:history="1">
             <w:r>
               <w:rPr>
                 <w:rStyle w:val="Hyperlink"/>
@@ -3121,7 +3081,7 @@
                 <w:sz w:val="26"/>
                 <w:szCs w:val="26"/>
               </w:rPr>
-              <w:instrText xml:space="preserve"> PAGEREF _Toc233198842 \h </w:instrText>
+              <w:instrText xml:space="preserve"> PAGEREF _Toc233199199 \h </w:instrText>
             </w:r>
             <w:r>
               <w:rPr>
@@ -3175,7 +3135,7 @@
               <w14:ligatures w14:val="standardContextual"/>
             </w:rPr>
           </w:pPr>
-          <w:hyperlink w:anchor="_Toc233198843" w:history="1">
+          <w:hyperlink w:anchor="_Toc233199200" w:history="1">
             <w:r>
               <w:rPr>
                 <w:rStyle w:val="Hyperlink"/>
@@ -3210,7 +3170,7 @@
                 <w:sz w:val="26"/>
                 <w:szCs w:val="26"/>
               </w:rPr>
-              <w:instrText xml:space="preserve"> PAGEREF _Toc233198843 \h </w:instrText>
+              <w:instrText xml:space="preserve"> PAGEREF _Toc233199200 \h </w:instrText>
             </w:r>
             <w:r>
               <w:rPr>
@@ -3264,7 +3224,7 @@
               <w14:ligatures w14:val="standardContextual"/>
             </w:rPr>
           </w:pPr>
-          <w:hyperlink w:anchor="_Toc233198844" w:history="1">
+          <w:hyperlink w:anchor="_Toc233199201" w:history="1">
             <w:r>
               <w:rPr>
                 <w:rStyle w:val="Hyperlink"/>
@@ -3299,7 +3259,7 @@
                 <w:sz w:val="26"/>
                 <w:szCs w:val="26"/>
               </w:rPr>
-              <w:instrText xml:space="preserve"> PAGEREF _Toc233198844 \h </w:instrText>
+              <w:instrText xml:space="preserve"> PAGEREF _Toc233199201 \h </w:instrText>
             </w:r>
             <w:r>
               <w:rPr>
@@ -3353,7 +3313,7 @@
               <w14:ligatures w14:val="standardContextual"/>
             </w:rPr>
           </w:pPr>
-          <w:hyperlink w:anchor="_Toc233198845" w:history="1">
+          <w:hyperlink w:anchor="_Toc233199202" w:history="1">
             <w:r>
               <w:rPr>
                 <w:rStyle w:val="Hyperlink"/>
@@ -3388,7 +3348,7 @@
                 <w:sz w:val="26"/>
                 <w:szCs w:val="26"/>
               </w:rPr>
-              <w:instrText xml:space="preserve"> PAGEREF _Toc233198845 \h </w:instrText>
+              <w:instrText xml:space="preserve"> PAGEREF _Toc233199202 \h </w:instrText>
             </w:r>
             <w:r>
               <w:rPr>
@@ -3442,7 +3402,7 @@
               <w14:ligatures w14:val="standardContextual"/>
             </w:rPr>
           </w:pPr>
-          <w:hyperlink w:anchor="_Toc233198846" w:history="1">
+          <w:hyperlink w:anchor="_Toc233199203" w:history="1">
             <w:r>
               <w:rPr>
                 <w:rStyle w:val="Hyperlink"/>
@@ -3477,7 +3437,7 @@
                 <w:sz w:val="26"/>
                 <w:szCs w:val="26"/>
               </w:rPr>
-              <w:instrText xml:space="preserve"> PAGEREF _Toc233198846 \h </w:instrText>
+              <w:instrText xml:space="preserve"> PAGEREF _Toc233199203 \h </w:instrText>
             </w:r>
             <w:r>
               <w:rPr>
@@ -3531,7 +3491,7 @@
               <w14:ligatures w14:val="standardContextual"/>
             </w:rPr>
           </w:pPr>
-          <w:hyperlink w:anchor="_Toc233198847" w:history="1">
+          <w:hyperlink w:anchor="_Toc233199204" w:history="1">
             <w:r>
               <w:rPr>
                 <w:rStyle w:val="Hyperlink"/>
@@ -3566,7 +3526,7 @@
                 <w:sz w:val="26"/>
                 <w:szCs w:val="26"/>
               </w:rPr>
-              <w:instrText xml:space="preserve"> PAGEREF _Toc233198847 \h </w:instrText>
+              <w:instrText xml:space="preserve"> PAGEREF _Toc233199204 \h </w:instrText>
             </w:r>
             <w:r>
               <w:rPr>
@@ -3620,7 +3580,7 @@
               <w14:ligatures w14:val="standardContextual"/>
             </w:rPr>
           </w:pPr>
-          <w:hyperlink w:anchor="_Toc233198848" w:history="1">
+          <w:hyperlink w:anchor="_Toc233199205" w:history="1">
             <w:r>
               <w:rPr>
                 <w:rStyle w:val="Hyperlink"/>
@@ -3655,7 +3615,7 @@
                 <w:sz w:val="26"/>
                 <w:szCs w:val="26"/>
               </w:rPr>
-              <w:instrText xml:space="preserve"> PAGEREF _Toc233198848 \h </w:instrText>
+              <w:instrText xml:space="preserve"> PAGEREF _Toc233199205 \h </w:instrText>
             </w:r>
             <w:r>
               <w:rPr>
@@ -3709,7 +3669,7 @@
               <w14:ligatures w14:val="standardContextual"/>
             </w:rPr>
           </w:pPr>
-          <w:hyperlink w:anchor="_Toc233198849" w:history="1">
+          <w:hyperlink w:anchor="_Toc233199206" w:history="1">
             <w:r>
               <w:rPr>
                 <w:rStyle w:val="Hyperlink"/>
@@ -3744,7 +3704,7 @@
                 <w:sz w:val="26"/>
                 <w:szCs w:val="26"/>
               </w:rPr>
-              <w:instrText xml:space="preserve"> PAGEREF _Toc233198849 \h </w:instrText>
+              <w:instrText xml:space="preserve"> PAGEREF _Toc233199206 \h </w:instrText>
             </w:r>
             <w:r>
               <w:rPr>
@@ -3798,7 +3758,7 @@
               <w14:ligatures w14:val="standardContextual"/>
             </w:rPr>
           </w:pPr>
-          <w:hyperlink w:anchor="_Toc233198850" w:history="1">
+          <w:hyperlink w:anchor="_Toc233199207" w:history="1">
             <w:r>
               <w:rPr>
                 <w:rStyle w:val="Hyperlink"/>
@@ -3833,7 +3793,7 @@
                 <w:sz w:val="26"/>
                 <w:szCs w:val="26"/>
               </w:rPr>
-              <w:instrText xml:space="preserve"> PAGEREF _Toc233198850 \h </w:instrText>
+              <w:instrText xml:space="preserve"> PAGEREF _Toc233199207 \h </w:instrText>
             </w:r>
             <w:r>
               <w:rPr>
@@ -3887,7 +3847,7 @@
               <w14:ligatures w14:val="standardContextual"/>
             </w:rPr>
           </w:pPr>
-          <w:hyperlink w:anchor="_Toc233198851" w:history="1">
+          <w:hyperlink w:anchor="_Toc233199208" w:history="1">
             <w:r>
               <w:rPr>
                 <w:rStyle w:val="Hyperlink"/>
@@ -3922,7 +3882,7 @@
                 <w:sz w:val="26"/>
                 <w:szCs w:val="26"/>
               </w:rPr>
-              <w:instrText xml:space="preserve"> PAGEREF _Toc233198851 \h </w:instrText>
+              <w:instrText xml:space="preserve"> PAGEREF _Toc233199208 \h </w:instrText>
             </w:r>
             <w:r>
               <w:rPr>
@@ -3976,7 +3936,7 @@
               <w14:ligatures w14:val="standardContextual"/>
             </w:rPr>
           </w:pPr>
-          <w:hyperlink w:anchor="_Toc233198852" w:history="1">
+          <w:hyperlink w:anchor="_Toc233199209" w:history="1">
             <w:r>
               <w:rPr>
                 <w:rStyle w:val="Hyperlink"/>
@@ -4011,7 +3971,7 @@
                 <w:sz w:val="26"/>
                 <w:szCs w:val="26"/>
               </w:rPr>
-              <w:instrText xml:space="preserve"> PAGEREF _Toc233198852 \h </w:instrText>
+              <w:instrText xml:space="preserve"> PAGEREF _Toc233199209 \h </w:instrText>
             </w:r>
             <w:r>
               <w:rPr>
@@ -4065,7 +4025,7 @@
               <w14:ligatures w14:val="standardContextual"/>
             </w:rPr>
           </w:pPr>
-          <w:hyperlink w:anchor="_Toc233198853" w:history="1">
+          <w:hyperlink w:anchor="_Toc233199210" w:history="1">
             <w:r>
               <w:rPr>
                 <w:rStyle w:val="Hyperlink"/>
@@ -4100,7 +4060,7 @@
                 <w:sz w:val="26"/>
                 <w:szCs w:val="26"/>
               </w:rPr>
-              <w:instrText xml:space="preserve"> PAGEREF _Toc233198853 \h </w:instrText>
+              <w:instrText xml:space="preserve"> PAGEREF _Toc233199210 \h </w:instrText>
             </w:r>
             <w:r>
               <w:rPr>
@@ -4154,7 +4114,7 @@
               <w14:ligatures w14:val="standardContextual"/>
             </w:rPr>
           </w:pPr>
-          <w:hyperlink w:anchor="_Toc233198854" w:history="1">
+          <w:hyperlink w:anchor="_Toc233199211" w:history="1">
             <w:r>
               <w:rPr>
                 <w:rStyle w:val="Hyperlink"/>
@@ -4189,7 +4149,7 @@
                 <w:sz w:val="26"/>
                 <w:szCs w:val="26"/>
               </w:rPr>
-              <w:instrText xml:space="preserve"> PAGEREF _Toc233198854 \h </w:instrText>
+              <w:instrText xml:space="preserve"> PAGEREF _Toc233199211 \h </w:instrText>
             </w:r>
             <w:r>
               <w:rPr>
@@ -4243,7 +4203,7 @@
               <w14:ligatures w14:val="standardContextual"/>
             </w:rPr>
           </w:pPr>
-          <w:hyperlink w:anchor="_Toc233198855" w:history="1">
+          <w:hyperlink w:anchor="_Toc233199212" w:history="1">
             <w:r>
               <w:rPr>
                 <w:rStyle w:val="Hyperlink"/>
@@ -4278,7 +4238,7 @@
                 <w:sz w:val="26"/>
                 <w:szCs w:val="26"/>
               </w:rPr>
-              <w:instrText xml:space="preserve"> PAGEREF _Toc233198855 \h </w:instrText>
+              <w:instrText xml:space="preserve"> PAGEREF _Toc233199212 \h </w:instrText>
             </w:r>
             <w:r>
               <w:rPr>
@@ -4332,7 +4292,7 @@
               <w14:ligatures w14:val="standardContextual"/>
             </w:rPr>
           </w:pPr>
-          <w:hyperlink w:anchor="_Toc233198856" w:history="1">
+          <w:hyperlink w:anchor="_Toc233199213" w:history="1">
             <w:r>
               <w:rPr>
                 <w:rStyle w:val="Hyperlink"/>
@@ -4367,7 +4327,7 @@
                 <w:sz w:val="26"/>
                 <w:szCs w:val="26"/>
               </w:rPr>
-              <w:instrText xml:space="preserve"> PAGEREF _Toc233198856 \h </w:instrText>
+              <w:instrText xml:space="preserve"> PAGEREF _Toc233199213 \h </w:instrText>
             </w:r>
             <w:r>
               <w:rPr>
@@ -4421,7 +4381,7 @@
               <w14:ligatures w14:val="standardContextual"/>
             </w:rPr>
           </w:pPr>
-          <w:hyperlink w:anchor="_Toc233198857" w:history="1">
+          <w:hyperlink w:anchor="_Toc233199214" w:history="1">
             <w:r>
               <w:rPr>
                 <w:rStyle w:val="Hyperlink"/>
@@ -4456,7 +4416,7 @@
                 <w:sz w:val="26"/>
                 <w:szCs w:val="26"/>
               </w:rPr>
-              <w:instrText xml:space="preserve"> PAGEREF _Toc233198857 \h </w:instrText>
+              <w:instrText xml:space="preserve"> PAGEREF _Toc233199214 \h </w:instrText>
             </w:r>
             <w:r>
               <w:rPr>
@@ -4510,7 +4470,7 @@
               <w14:ligatures w14:val="standardContextual"/>
             </w:rPr>
           </w:pPr>
-          <w:hyperlink w:anchor="_Toc233198858" w:history="1">
+          <w:hyperlink w:anchor="_Toc233199215" w:history="1">
             <w:r>
               <w:rPr>
                 <w:rStyle w:val="Hyperlink"/>
@@ -4545,7 +4505,7 @@
                 <w:sz w:val="26"/>
                 <w:szCs w:val="26"/>
               </w:rPr>
-              <w:instrText xml:space="preserve"> PAGEREF _Toc233198858 \h </w:instrText>
+              <w:instrText xml:space="preserve"> PAGEREF _Toc233199215 \h </w:instrText>
             </w:r>
             <w:r>
               <w:rPr>
@@ -4599,7 +4559,7 @@
               <w14:ligatures w14:val="standardContextual"/>
             </w:rPr>
           </w:pPr>
-          <w:hyperlink w:anchor="_Toc233198859" w:history="1">
+          <w:hyperlink w:anchor="_Toc233199216" w:history="1">
             <w:r>
               <w:rPr>
                 <w:rStyle w:val="Hyperlink"/>
@@ -4634,7 +4594,7 @@
                 <w:sz w:val="26"/>
                 <w:szCs w:val="26"/>
               </w:rPr>
-              <w:instrText xml:space="preserve"> PAGEREF _Toc233198859 \h </w:instrText>
+              <w:instrText xml:space="preserve"> PAGEREF _Toc233199216 \h </w:instrText>
             </w:r>
             <w:r>
               <w:rPr>
@@ -4688,7 +4648,7 @@
               <w14:ligatures w14:val="standardContextual"/>
             </w:rPr>
           </w:pPr>
-          <w:hyperlink w:anchor="_Toc233198860" w:history="1">
+          <w:hyperlink w:anchor="_Toc233199217" w:history="1">
             <w:r>
               <w:rPr>
                 <w:rStyle w:val="Hyperlink"/>
@@ -4723,7 +4683,7 @@
                 <w:sz w:val="26"/>
                 <w:szCs w:val="26"/>
               </w:rPr>
-              <w:instrText xml:space="preserve"> PAGEREF _Toc233198860 \h </w:instrText>
+              <w:instrText xml:space="preserve"> PAGEREF _Toc233199217 \h </w:instrText>
             </w:r>
             <w:r>
               <w:rPr>
@@ -4777,7 +4737,7 @@
               <w14:ligatures w14:val="standardContextual"/>
             </w:rPr>
           </w:pPr>
-          <w:hyperlink w:anchor="_Toc233198861" w:history="1">
+          <w:hyperlink w:anchor="_Toc233199218" w:history="1">
             <w:r>
               <w:rPr>
                 <w:rStyle w:val="Hyperlink"/>
@@ -4785,7 +4745,7 @@
                 <w:sz w:val="26"/>
                 <w:szCs w:val="26"/>
               </w:rPr>
-              <w:t>4.2. Bài toán phân cụm đặc điểm việc làm (Clustering)</w:t>
+              <w:t>4.2. Bài toán phân cụm giai đoạn thị trường (Clustering)</w:t>
             </w:r>
             <w:r>
               <w:rPr>
@@ -4812,7 +4772,7 @@
                 <w:sz w:val="26"/>
                 <w:szCs w:val="26"/>
               </w:rPr>
-              <w:instrText xml:space="preserve"> PAGEREF _Toc233198861 \h </w:instrText>
+              <w:instrText xml:space="preserve"> PAGEREF _Toc233199218 \h </w:instrText>
             </w:r>
             <w:r>
               <w:rPr>
@@ -4866,7 +4826,7 @@
               <w14:ligatures w14:val="standardContextual"/>
             </w:rPr>
           </w:pPr>
-          <w:hyperlink w:anchor="_Toc233198862" w:history="1">
+          <w:hyperlink w:anchor="_Toc233199219" w:history="1">
             <w:r>
               <w:rPr>
                 <w:rStyle w:val="Hyperlink"/>
@@ -4901,7 +4861,7 @@
                 <w:sz w:val="26"/>
                 <w:szCs w:val="26"/>
               </w:rPr>
-              <w:instrText xml:space="preserve"> PAGEREF _Toc233198862 \h </w:instrText>
+              <w:instrText xml:space="preserve"> PAGEREF _Toc233199219 \h </w:instrText>
             </w:r>
             <w:r>
               <w:rPr>
@@ -4955,7 +4915,7 @@
               <w14:ligatures w14:val="standardContextual"/>
             </w:rPr>
           </w:pPr>
-          <w:hyperlink w:anchor="_Toc233198863" w:history="1">
+          <w:hyperlink w:anchor="_Toc233199220" w:history="1">
             <w:r>
               <w:rPr>
                 <w:rStyle w:val="Hyperlink"/>
@@ -4990,7 +4950,7 @@
                 <w:sz w:val="26"/>
                 <w:szCs w:val="26"/>
               </w:rPr>
-              <w:instrText xml:space="preserve"> PAGEREF _Toc233198863 \h </w:instrText>
+              <w:instrText xml:space="preserve"> PAGEREF _Toc233199220 \h </w:instrText>
             </w:r>
             <w:r>
               <w:rPr>
@@ -5044,7 +5004,7 @@
               <w14:ligatures w14:val="standardContextual"/>
             </w:rPr>
           </w:pPr>
-          <w:hyperlink w:anchor="_Toc233198864" w:history="1">
+          <w:hyperlink w:anchor="_Toc233199221" w:history="1">
             <w:r>
               <w:rPr>
                 <w:rStyle w:val="Hyperlink"/>
@@ -5079,7 +5039,7 @@
                 <w:sz w:val="26"/>
                 <w:szCs w:val="26"/>
               </w:rPr>
-              <w:instrText xml:space="preserve"> PAGEREF _Toc233198864 \h </w:instrText>
+              <w:instrText xml:space="preserve"> PAGEREF _Toc233199221 \h </w:instrText>
             </w:r>
             <w:r>
               <w:rPr>
@@ -5133,7 +5093,7 @@
               <w14:ligatures w14:val="standardContextual"/>
             </w:rPr>
           </w:pPr>
-          <w:hyperlink w:anchor="_Toc233198865" w:history="1">
+          <w:hyperlink w:anchor="_Toc233199222" w:history="1">
             <w:r>
               <w:rPr>
                 <w:rStyle w:val="Hyperlink"/>
@@ -5168,7 +5128,7 @@
                 <w:sz w:val="26"/>
                 <w:szCs w:val="26"/>
               </w:rPr>
-              <w:instrText xml:space="preserve"> PAGEREF _Toc233198865 \h </w:instrText>
+              <w:instrText xml:space="preserve"> PAGEREF _Toc233199222 \h </w:instrText>
             </w:r>
             <w:r>
               <w:rPr>
@@ -5222,7 +5182,7 @@
               <w14:ligatures w14:val="standardContextual"/>
             </w:rPr>
           </w:pPr>
-          <w:hyperlink w:anchor="_Toc233198866" w:history="1">
+          <w:hyperlink w:anchor="_Toc233199223" w:history="1">
             <w:r>
               <w:rPr>
                 <w:rStyle w:val="Hyperlink"/>
@@ -5257,7 +5217,7 @@
                 <w:sz w:val="26"/>
                 <w:szCs w:val="26"/>
               </w:rPr>
-              <w:instrText xml:space="preserve"> PAGEREF _Toc233198866 \h </w:instrText>
+              <w:instrText xml:space="preserve"> PAGEREF _Toc233199223 \h </w:instrText>
             </w:r>
             <w:r>
               <w:rPr>
@@ -5311,7 +5271,7 @@
               <w14:ligatures w14:val="standardContextual"/>
             </w:rPr>
           </w:pPr>
-          <w:hyperlink w:anchor="_Toc233198867" w:history="1">
+          <w:hyperlink w:anchor="_Toc233199224" w:history="1">
             <w:r>
               <w:rPr>
                 <w:rStyle w:val="Hyperlink"/>
@@ -5346,7 +5306,7 @@
                 <w:sz w:val="26"/>
                 <w:szCs w:val="26"/>
               </w:rPr>
-              <w:instrText xml:space="preserve"> PAGEREF _Toc233198867 \h </w:instrText>
+              <w:instrText xml:space="preserve"> PAGEREF _Toc233199224 \h </w:instrText>
             </w:r>
             <w:r>
               <w:rPr>
@@ -5413,7 +5373,7 @@
         <w:pStyle w:val="Heading1"/>
       </w:pPr>
       <w:bookmarkStart w:id="4" w:name="_Toc223629799"/>
-      <w:bookmarkStart w:id="5" w:name="_Toc233198836"/>
+      <w:bookmarkStart w:id="5" w:name="_Toc233199193"/>
       <w:r>
         <w:lastRenderedPageBreak/>
         <w:t>DANH MỤC BẢNG VÀ HÌNH ẢNH</w:t>
@@ -5918,7 +5878,7 @@
             <w:sz w:val="26"/>
             <w:szCs w:val="26"/>
           </w:rPr>
-          <w:t>Hình 3.1. Top 10 ngành nghề có số lượng tin tuyển dụng cao nhất</w:t>
+          <w:t>Hình 3.1. Chênh lệch giá bán và mua theo từng năm</w:t>
         </w:r>
         <w:r>
           <w:rPr>
@@ -6013,7 +5973,16 @@
             <w:sz w:val="26"/>
             <w:szCs w:val="26"/>
           </w:rPr>
-          <w:t>Hình 3.2: Biểu đồ phân bố nhu cầu tuyển dụng theo Tỉnh / Thành phố</w:t>
+          <w:t xml:space="preserve">Hình 3.2: </w:t>
+        </w:r>
+        <w:r>
+          <w:rPr>
+            <w:rFonts w:eastAsia="Calibri" w:cs="Times New Roman"/>
+            <w:noProof/>
+            <w:sz w:val="26"/>
+            <w:szCs w:val="26"/>
+          </w:rPr>
+          <w:t>Biểu đồ biến động giá bán bạc</w:t>
         </w:r>
         <w:r>
           <w:rPr>
@@ -6108,7 +6077,22 @@
             <w:sz w:val="26"/>
             <w:szCs w:val="26"/>
           </w:rPr>
-          <w:t>Hình 3.3: Mức lương trung bình theo các ngành nghề phổ biến tại Việt Nam</w:t>
+          <w:t>Hình 3.3:</w:t>
+        </w:r>
+        <w:r>
+          <w:t xml:space="preserve"> </w:t>
+        </w:r>
+        <w:r>
+          <w:t>B</w:t>
+        </w:r>
+        <w:r>
+          <w:rPr>
+            <w:rFonts w:eastAsia="Calibri" w:cs="Times New Roman"/>
+            <w:noProof/>
+            <w:sz w:val="26"/>
+            <w:szCs w:val="26"/>
+          </w:rPr>
+          <w:t>iểu đồ mối tương quan giá bạc trong nước và tỷ giá ngoại hối</w:t>
         </w:r>
         <w:r>
           <w:rPr>
@@ -6212,7 +6196,7 @@
             <w:sz w:val="26"/>
             <w:szCs w:val="26"/>
           </w:rPr>
-          <w:t>Xu hướng biển đổi của mức lương theo số năm kinh nghiệm</w:t>
+          <w:t>Biểu đồ đường khảo sát quỹ đạo giá bạc dài hạn theo tháng</w:t>
         </w:r>
         <w:r>
           <w:rPr>
@@ -6316,7 +6300,7 @@
             <w:sz w:val="26"/>
             <w:szCs w:val="26"/>
           </w:rPr>
-          <w:t>Bảng pivot thống kê lương theo cấp bậc vị trí</w:t>
+          <w:t>Biểu đồ phát hiện các ngày biến động giá bạc đột biến</w:t>
         </w:r>
         <w:r>
           <w:rPr>
@@ -6403,7 +6387,7 @@
           <w:szCs w:val="26"/>
         </w:rPr>
       </w:pPr>
-      <w:hyperlink r:id="rId19" w:anchor="_Toc232446352" w:history="1">
+      <w:hyperlink r:id="rId19" w:anchor="_Toc232446353" w:history="1">
         <w:r>
           <w:rPr>
             <w:rFonts w:eastAsia="Calibri" w:cs="Times New Roman"/>
@@ -6411,94 +6395,8 @@
             <w:sz w:val="26"/>
             <w:szCs w:val="26"/>
           </w:rPr>
-          <w:t>Hình 4.1. Kết quả RMSE và R²</w:t>
+          <w:t xml:space="preserve">Hình 4.2. </w:t>
         </w:r>
-        <w:r>
-          <w:rPr>
-            <w:rFonts w:eastAsia="Calibri" w:cs="Times New Roman"/>
-            <w:noProof/>
-            <w:webHidden/>
-            <w:sz w:val="26"/>
-            <w:szCs w:val="26"/>
-          </w:rPr>
-          <w:tab/>
-        </w:r>
-        <w:r>
-          <w:rPr>
-            <w:rFonts w:eastAsia="Calibri" w:cs="Times New Roman"/>
-            <w:noProof/>
-            <w:webHidden/>
-            <w:sz w:val="26"/>
-            <w:szCs w:val="26"/>
-          </w:rPr>
-          <w:fldChar w:fldCharType="begin"/>
-        </w:r>
-        <w:r>
-          <w:rPr>
-            <w:rFonts w:eastAsia="Calibri" w:cs="Times New Roman"/>
-            <w:noProof/>
-            <w:webHidden/>
-            <w:sz w:val="26"/>
-            <w:szCs w:val="26"/>
-          </w:rPr>
-          <w:instrText xml:space="preserve"> PAGEREF _Toc232446352 \h </w:instrText>
-        </w:r>
-        <w:r>
-          <w:rPr>
-            <w:rFonts w:eastAsia="Calibri" w:cs="Times New Roman"/>
-            <w:noProof/>
-            <w:webHidden/>
-            <w:sz w:val="26"/>
-            <w:szCs w:val="26"/>
-          </w:rPr>
-        </w:r>
-        <w:r>
-          <w:rPr>
-            <w:rFonts w:eastAsia="Calibri" w:cs="Times New Roman"/>
-            <w:noProof/>
-            <w:webHidden/>
-            <w:sz w:val="26"/>
-            <w:szCs w:val="26"/>
-          </w:rPr>
-          <w:fldChar w:fldCharType="separate"/>
-        </w:r>
-        <w:r>
-          <w:rPr>
-            <w:rFonts w:eastAsia="Calibri" w:cs="Times New Roman"/>
-            <w:noProof/>
-            <w:webHidden/>
-            <w:sz w:val="26"/>
-            <w:szCs w:val="26"/>
-          </w:rPr>
-          <w:t>36</w:t>
-        </w:r>
-        <w:r>
-          <w:rPr>
-            <w:rFonts w:eastAsia="Calibri" w:cs="Times New Roman"/>
-            <w:noProof/>
-            <w:webHidden/>
-            <w:sz w:val="26"/>
-            <w:szCs w:val="26"/>
-          </w:rPr>
-          <w:fldChar w:fldCharType="end"/>
-        </w:r>
-      </w:hyperlink>
-    </w:p>
-    <w:p>
-      <w:pPr>
-        <w:tabs>
-          <w:tab w:val="right" w:leader="dot" w:pos="9345"/>
-        </w:tabs>
-        <w:spacing w:before="0" w:after="0" w:line="360" w:lineRule="auto"/>
-        <w:jc w:val="both"/>
-        <w:rPr>
-          <w:rFonts w:eastAsia="Times New Roman" w:cs="Times New Roman"/>
-          <w:noProof/>
-          <w:sz w:val="26"/>
-          <w:szCs w:val="26"/>
-        </w:rPr>
-      </w:pPr>
-      <w:hyperlink r:id="rId20" w:anchor="_Toc232446353" w:history="1">
         <w:r>
           <w:rPr>
             <w:rFonts w:eastAsia="Calibri" w:cs="Times New Roman"/>
@@ -6506,7 +6404,7 @@
             <w:sz w:val="26"/>
             <w:szCs w:val="26"/>
           </w:rPr>
-          <w:t>Hình 4.2. Biểu đồ so sánh mức lương thực tế và mức lương dự đoán của mô hình Random Forest</w:t>
+          <w:t>Đồ thị đối sánh giá bạc thực tế và dự báo toàn giai đoạn</w:t>
         </w:r>
         <w:r>
           <w:rPr>
@@ -6591,7 +6489,7 @@
           <w:b/>
         </w:rPr>
       </w:pPr>
-      <w:hyperlink r:id="rId21" w:anchor="_Toc232446354" w:history="1">
+      <w:hyperlink r:id="rId20" w:anchor="_Toc232446354" w:history="1">
         <w:r>
           <w:rPr>
             <w:rFonts w:eastAsia="Calibri" w:cs="Times New Roman"/>
@@ -6599,7 +6497,26 @@
             <w:sz w:val="26"/>
             <w:szCs w:val="26"/>
           </w:rPr>
-          <w:t>Hình 4.3. Kết quả phân cụm bằng K-Means</w:t>
+          <w:t xml:space="preserve">Hình 4.3. </w:t>
+        </w:r>
+        <w:r>
+          <w:rPr>
+            <w:rFonts w:eastAsia="Calibri" w:cs="Times New Roman"/>
+            <w:noProof/>
+            <w:sz w:val="26"/>
+            <w:szCs w:val="26"/>
+          </w:rPr>
+          <w:t>Kết quả phân cụm bằng K-Means</w:t>
+        </w:r>
+        <w:r>
+          <w:rPr>
+            <w:rFonts w:eastAsia="Calibri" w:cs="Times New Roman"/>
+            <w:noProof/>
+            <w:webHidden/>
+            <w:sz w:val="26"/>
+            <w:szCs w:val="26"/>
+          </w:rPr>
+          <w:t xml:space="preserve"> </w:t>
         </w:r>
         <w:r>
           <w:rPr>
@@ -6846,9 +6763,8 @@
       <w:pPr>
         <w:pStyle w:val="Heading1"/>
       </w:pPr>
-      <w:bookmarkStart w:id="6" w:name="_Toc233198837"/>
-      <w:r>
-        <w:lastRenderedPageBreak/>
+      <w:bookmarkStart w:id="6" w:name="_Toc233199194"/>
+      <w:r>
         <w:t>DANH MỤC TỪ VIẾT TẮT</w:t>
       </w:r>
       <w:bookmarkEnd w:id="6"/>
@@ -7013,6 +6929,7 @@
                 <w:sz w:val="26"/>
                 <w:szCs w:val="26"/>
               </w:rPr>
+              <w:lastRenderedPageBreak/>
               <w:t>1</w:t>
             </w:r>
           </w:p>
@@ -7659,18 +7576,8 @@
                 <w:sz w:val="26"/>
                 <w:szCs w:val="26"/>
               </w:rPr>
-              <w:t xml:space="preserve"> </w:t>
-            </w:r>
-            <w:proofErr w:type="gramStart"/>
-            <w:r>
-              <w:rPr>
-                <w:rFonts w:cs="Times New Roman"/>
-                <w:sz w:val="26"/>
-                <w:szCs w:val="26"/>
-              </w:rPr>
-              <w:t>Score</w:t>
-            </w:r>
-            <w:proofErr w:type="gramEnd"/>
+              <w:t xml:space="preserve"> Score</w:t>
+            </w:r>
           </w:p>
         </w:tc>
         <w:tc>
@@ -8329,8 +8236,9 @@
       <w:pPr>
         <w:pStyle w:val="Heading1"/>
       </w:pPr>
-      <w:bookmarkStart w:id="7" w:name="_Toc233198838"/>
-      <w:r>
+      <w:bookmarkStart w:id="7" w:name="_Toc233199195"/>
+      <w:r>
+        <w:lastRenderedPageBreak/>
         <w:t>LỜI MỞ ĐẦU</w:t>
       </w:r>
       <w:bookmarkEnd w:id="7"/>
@@ -8464,7 +8372,7 @@
       <w:pPr>
         <w:pStyle w:val="Heading1"/>
       </w:pPr>
-      <w:bookmarkStart w:id="8" w:name="_Toc233198839"/>
+      <w:bookmarkStart w:id="8" w:name="_Toc233199196"/>
       <w:r>
         <w:lastRenderedPageBreak/>
         <w:t>CHƯƠNG I: GIỚI THIỆU</w:t>
@@ -8475,7 +8383,7 @@
       <w:pPr>
         <w:pStyle w:val="Heading2"/>
       </w:pPr>
-      <w:bookmarkStart w:id="9" w:name="_Toc233198840"/>
+      <w:bookmarkStart w:id="9" w:name="_Toc233199197"/>
       <w:r>
         <w:t xml:space="preserve">1.1. </w:t>
       </w:r>
@@ -8694,7 +8602,7 @@
       <w:pPr>
         <w:pStyle w:val="Heading2"/>
       </w:pPr>
-      <w:bookmarkStart w:id="10" w:name="_Toc233198841"/>
+      <w:bookmarkStart w:id="10" w:name="_Toc233199198"/>
       <w:r>
         <w:t>1.2. Mục tiêu và phạm vi nghiên cứu</w:t>
       </w:r>
@@ -9185,7 +9093,7 @@
       <w:pPr>
         <w:pStyle w:val="Heading2"/>
       </w:pPr>
-      <w:bookmarkStart w:id="11" w:name="_Toc233198842"/>
+      <w:bookmarkStart w:id="11" w:name="_Toc233199199"/>
       <w:r>
         <w:lastRenderedPageBreak/>
         <w:t>1.3. Quy trình thực hiện</w:t>
@@ -9272,7 +9180,7 @@
                     </pic:cNvPicPr>
                   </pic:nvPicPr>
                   <pic:blipFill>
-                    <a:blip r:embed="rId22" cstate="print">
+                    <a:blip r:embed="rId21" cstate="print">
                       <a:extLst>
                         <a:ext uri="{28A0092B-C50C-407E-A947-70E740481C1C}">
                           <a14:useLocalDpi xmlns:a14="http://schemas.microsoft.com/office/drawing/2010/main" val="0"/>
@@ -9686,7 +9594,7 @@
       <w:pPr>
         <w:pStyle w:val="Heading2"/>
       </w:pPr>
-      <w:bookmarkStart w:id="13" w:name="_Toc233198843"/>
+      <w:bookmarkStart w:id="13" w:name="_Toc233199200"/>
       <w:r>
         <w:lastRenderedPageBreak/>
         <w:t>1.4</w:t>
@@ -9787,7 +9695,7 @@
                     </pic:cNvPicPr>
                   </pic:nvPicPr>
                   <pic:blipFill>
-                    <a:blip r:embed="rId23" cstate="print">
+                    <a:blip r:embed="rId22" cstate="print">
                       <a:extLst>
                         <a:ext uri="{28A0092B-C50C-407E-A947-70E740481C1C}">
                           <a14:useLocalDpi xmlns:a14="http://schemas.microsoft.com/office/drawing/2010/main" val="0"/>
@@ -9899,7 +9807,7 @@
                     </pic:cNvPicPr>
                   </pic:nvPicPr>
                   <pic:blipFill>
-                    <a:blip r:embed="rId24">
+                    <a:blip r:embed="rId23">
                       <a:extLst>
                         <a:ext uri="{28A0092B-C50C-407E-A947-70E740481C1C}">
                           <a14:useLocalDpi xmlns:a14="http://schemas.microsoft.com/office/drawing/2010/main" val="0"/>
@@ -10415,7 +10323,7 @@
         <w:pStyle w:val="Heading1"/>
       </w:pPr>
       <w:bookmarkStart w:id="14" w:name="_Toc223629802"/>
-      <w:bookmarkStart w:id="15" w:name="_Toc233198844"/>
+      <w:bookmarkStart w:id="15" w:name="_Toc233199201"/>
       <w:r>
         <w:lastRenderedPageBreak/>
         <w:t>CHƯƠNG II</w:t>
@@ -10436,7 +10344,7 @@
       <w:pPr>
         <w:pStyle w:val="Heading2"/>
       </w:pPr>
-      <w:bookmarkStart w:id="16" w:name="_Toc233198845"/>
+      <w:bookmarkStart w:id="16" w:name="_Toc233199202"/>
       <w:r>
         <w:t>2.1 Giới thiệu bộ dữ liệu</w:t>
       </w:r>
@@ -10724,7 +10632,7 @@
                     <pic:cNvPicPr/>
                   </pic:nvPicPr>
                   <pic:blipFill rotWithShape="1">
-                    <a:blip r:embed="rId25"/>
+                    <a:blip r:embed="rId24"/>
                     <a:srcRect t="23731" b="24061"/>
                     <a:stretch>
                       <a:fillRect/>
@@ -10802,7 +10710,7 @@
       <w:pPr>
         <w:pStyle w:val="Heading2"/>
       </w:pPr>
-      <w:bookmarkStart w:id="18" w:name="_Toc233198846"/>
+      <w:bookmarkStart w:id="18" w:name="_Toc233199203"/>
       <w:r>
         <w:lastRenderedPageBreak/>
         <w:t>2.2 Ý nghĩa các thuộc tính</w:t>
@@ -11839,7 +11747,7 @@
       <w:pPr>
         <w:pStyle w:val="Heading2"/>
       </w:pPr>
-      <w:bookmarkStart w:id="20" w:name="_Toc233198847"/>
+      <w:bookmarkStart w:id="20" w:name="_Toc233199204"/>
       <w:r>
         <w:t>2.3 Khảo sát dữ liệu ban đầu</w:t>
       </w:r>
@@ -12210,25 +12118,7 @@
                 <w:szCs w:val="26"/>
               </w:rPr>
               <w:lastRenderedPageBreak/>
-              <w:t xml:space="preserve">df_survey = </w:t>
-            </w:r>
-            <w:proofErr w:type="gramStart"/>
-            <w:r>
-              <w:rPr>
-                <w:rFonts w:cs="Times New Roman"/>
-                <w:sz w:val="26"/>
-                <w:szCs w:val="26"/>
-              </w:rPr>
-              <w:t>pd.read</w:t>
-            </w:r>
-            <w:proofErr w:type="gramEnd"/>
-            <w:r>
-              <w:rPr>
-                <w:rFonts w:cs="Times New Roman"/>
-                <w:sz w:val="26"/>
-                <w:szCs w:val="26"/>
-              </w:rPr>
-              <w:t>_csv('du_lieu_gia_bac_vietnam.csv')</w:t>
+              <w:t>df_survey = pd.read_csv('du_lieu_gia_bac_vietnam.csv')</w:t>
             </w:r>
           </w:p>
           <w:p>
@@ -12252,23 +12142,13 @@
                 <w:szCs w:val="26"/>
               </w:rPr>
             </w:pPr>
-            <w:proofErr w:type="gramStart"/>
             <w:r>
               <w:rPr>
                 <w:rFonts w:cs="Times New Roman"/>
                 <w:sz w:val="26"/>
                 <w:szCs w:val="26"/>
               </w:rPr>
-              <w:t>print(</w:t>
-            </w:r>
-            <w:proofErr w:type="gramEnd"/>
-            <w:r>
-              <w:rPr>
-                <w:rFonts w:cs="Times New Roman"/>
-                <w:sz w:val="26"/>
-                <w:szCs w:val="26"/>
-              </w:rPr>
-              <w:t>"\n--- [KẾT QUẢ KHẢO SÁT 4] ĐỊNH LƯỢNG GIÁ TRỊ KHUYẾT THIẾU (NULL) ---")</w:t>
+              <w:t>print("\n--- [KẾT QUẢ KHẢO SÁT 4] ĐỊNH LƯỢNG GIÁ TRỊ KHUYẾT THIẾU (NULL) ---")</w:t>
             </w:r>
           </w:p>
           <w:p>
@@ -12287,43 +12167,7 @@
                 <w:sz w:val="26"/>
                 <w:szCs w:val="26"/>
               </w:rPr>
-              <w:t>print(</w:t>
-            </w:r>
-            <w:proofErr w:type="gramStart"/>
-            <w:r>
-              <w:rPr>
-                <w:rFonts w:cs="Times New Roman"/>
-                <w:sz w:val="26"/>
-                <w:szCs w:val="26"/>
-              </w:rPr>
-              <w:t>df.isnull</w:t>
-            </w:r>
-            <w:proofErr w:type="gramEnd"/>
-            <w:r>
-              <w:rPr>
-                <w:rFonts w:cs="Times New Roman"/>
-                <w:sz w:val="26"/>
-                <w:szCs w:val="26"/>
-              </w:rPr>
-              <w:t>(</w:t>
-            </w:r>
-            <w:proofErr w:type="gramStart"/>
-            <w:r>
-              <w:rPr>
-                <w:rFonts w:cs="Times New Roman"/>
-                <w:sz w:val="26"/>
-                <w:szCs w:val="26"/>
-              </w:rPr>
-              <w:t>).sum</w:t>
-            </w:r>
-            <w:proofErr w:type="gramEnd"/>
-            <w:r>
-              <w:rPr>
-                <w:rFonts w:cs="Times New Roman"/>
-                <w:sz w:val="26"/>
-                <w:szCs w:val="26"/>
-              </w:rPr>
-              <w:t>())</w:t>
+              <w:t>print(df.isnull().sum())</w:t>
             </w:r>
           </w:p>
           <w:p>
@@ -12347,23 +12191,13 @@
                 <w:szCs w:val="26"/>
               </w:rPr>
             </w:pPr>
-            <w:proofErr w:type="gramStart"/>
             <w:r>
               <w:rPr>
                 <w:rFonts w:cs="Times New Roman"/>
                 <w:sz w:val="26"/>
                 <w:szCs w:val="26"/>
               </w:rPr>
-              <w:t>print(</w:t>
-            </w:r>
-            <w:proofErr w:type="gramEnd"/>
-            <w:r>
-              <w:rPr>
-                <w:rFonts w:cs="Times New Roman"/>
-                <w:sz w:val="26"/>
-                <w:szCs w:val="26"/>
-              </w:rPr>
-              <w:t>"\n--- [KẾT QUẢ KHẢO SÁT 5] KIỂM TRA BẢN GHI TRÙNG LẶP (DUPLICATES) ---")</w:t>
+              <w:t>print("\n--- [KẾT QUẢ KHẢO SÁT 5] KIỂM TRA BẢN GHI TRÙNG LẶP (DUPLICATES) ---")</w:t>
             </w:r>
           </w:p>
           <w:p>
@@ -12376,59 +12210,13 @@
                 <w:szCs w:val="26"/>
               </w:rPr>
             </w:pPr>
-            <w:proofErr w:type="gramStart"/>
             <w:r>
               <w:rPr>
                 <w:rFonts w:cs="Times New Roman"/>
                 <w:sz w:val="26"/>
                 <w:szCs w:val="26"/>
               </w:rPr>
-              <w:t>print(</w:t>
-            </w:r>
-            <w:proofErr w:type="gramEnd"/>
-            <w:r>
-              <w:rPr>
-                <w:rFonts w:cs="Times New Roman"/>
-                <w:sz w:val="26"/>
-                <w:szCs w:val="26"/>
-              </w:rPr>
-              <w:t>f"Số lượng bản ghi trùng lặp phát hiện: {</w:t>
-            </w:r>
-            <w:proofErr w:type="gramStart"/>
-            <w:r>
-              <w:rPr>
-                <w:rFonts w:cs="Times New Roman"/>
-                <w:sz w:val="26"/>
-                <w:szCs w:val="26"/>
-              </w:rPr>
-              <w:t>df.duplicated</w:t>
-            </w:r>
-            <w:proofErr w:type="gramEnd"/>
-            <w:r>
-              <w:rPr>
-                <w:rFonts w:cs="Times New Roman"/>
-                <w:sz w:val="26"/>
-                <w:szCs w:val="26"/>
-              </w:rPr>
-              <w:t>(</w:t>
-            </w:r>
-            <w:proofErr w:type="gramStart"/>
-            <w:r>
-              <w:rPr>
-                <w:rFonts w:cs="Times New Roman"/>
-                <w:sz w:val="26"/>
-                <w:szCs w:val="26"/>
-              </w:rPr>
-              <w:t>).sum</w:t>
-            </w:r>
-            <w:proofErr w:type="gramEnd"/>
-            <w:r>
-              <w:rPr>
-                <w:rFonts w:cs="Times New Roman"/>
-                <w:sz w:val="26"/>
-                <w:szCs w:val="26"/>
-              </w:rPr>
-              <w:t>()}")</w:t>
+              <w:t>print(f"Số lượng bản ghi trùng lặp phát hiện: {df.duplicated().sum()}")</w:t>
             </w:r>
           </w:p>
           <w:p>
@@ -12452,23 +12240,13 @@
                 <w:szCs w:val="26"/>
               </w:rPr>
             </w:pPr>
-            <w:proofErr w:type="gramStart"/>
             <w:r>
               <w:rPr>
                 <w:rFonts w:cs="Times New Roman"/>
                 <w:sz w:val="26"/>
                 <w:szCs w:val="26"/>
               </w:rPr>
-              <w:t>print(</w:t>
-            </w:r>
-            <w:proofErr w:type="gramEnd"/>
-            <w:r>
-              <w:rPr>
-                <w:rFonts w:cs="Times New Roman"/>
-                <w:sz w:val="26"/>
-                <w:szCs w:val="26"/>
-              </w:rPr>
-              <w:t>"\n--- [KẾT QUẢ KHẢO SÁT 6] KẾT XUẤT CÁC DÒNG ĐẦU TIÊN CỦA CHUỖI THỜI GIAN ---")</w:t>
+              <w:t>print("\n--- [KẾT QUẢ KHẢO SÁT 6] KẾT XUẤT CÁC DÒNG ĐẦU TIÊN CỦA CHUỖI THỜI GIAN ---")</w:t>
             </w:r>
           </w:p>
           <w:p>
@@ -12481,23 +12259,13 @@
                 <w:szCs w:val="26"/>
               </w:rPr>
             </w:pPr>
-            <w:proofErr w:type="gramStart"/>
             <w:r>
               <w:rPr>
                 <w:rFonts w:cs="Times New Roman"/>
                 <w:sz w:val="26"/>
                 <w:szCs w:val="26"/>
               </w:rPr>
-              <w:t>df.head</w:t>
-            </w:r>
-            <w:proofErr w:type="gramEnd"/>
-            <w:r>
-              <w:rPr>
-                <w:rFonts w:cs="Times New Roman"/>
-                <w:sz w:val="26"/>
-                <w:szCs w:val="26"/>
-              </w:rPr>
-              <w:t>(5)</w:t>
+              <w:t>df.head(5)</w:t>
             </w:r>
           </w:p>
         </w:tc>
@@ -12564,7 +12332,7 @@
                     <pic:cNvPicPr/>
                   </pic:nvPicPr>
                   <pic:blipFill>
-                    <a:blip r:embed="rId26"/>
+                    <a:blip r:embed="rId25"/>
                     <a:stretch>
                       <a:fillRect/>
                     </a:stretch>
@@ -12668,7 +12436,7 @@
                     <pic:cNvPicPr/>
                   </pic:nvPicPr>
                   <pic:blipFill>
-                    <a:blip r:embed="rId27"/>
+                    <a:blip r:embed="rId26"/>
                     <a:stretch>
                       <a:fillRect/>
                     </a:stretch>
@@ -12716,7 +12484,7 @@
       <w:pPr>
         <w:pStyle w:val="Heading2"/>
       </w:pPr>
-      <w:bookmarkStart w:id="23" w:name="_Toc233198848"/>
+      <w:bookmarkStart w:id="23" w:name="_Toc233199205"/>
       <w:r>
         <w:lastRenderedPageBreak/>
         <w:t>2.4. Quy trình làm sạch dữ liệu (Data Cleaning)</w:t>
@@ -13165,7 +12933,7 @@
       <w:pPr>
         <w:pStyle w:val="Heading2"/>
       </w:pPr>
-      <w:bookmarkStart w:id="24" w:name="_Toc233198849"/>
+      <w:bookmarkStart w:id="24" w:name="_Toc233199206"/>
       <w:r>
         <w:lastRenderedPageBreak/>
         <w:t>2.5. Phân tích và xử lý đặc trưng</w:t>
@@ -13249,25 +13017,7 @@
           <w:sz w:val="26"/>
           <w:szCs w:val="26"/>
         </w:rPr>
-        <w:t xml:space="preserve">Để mô hình học máy nắm bắt được quán tính dịch chuyển của giá bán (giá ngày hôm nay phụ thuộc rất lớn vào nền giá của các ngày liền trước), hệ thống triển khai toán tử toán học dịch chuyển </w:t>
-      </w:r>
-      <w:proofErr w:type="gramStart"/>
-      <w:r>
-        <w:rPr>
-          <w:rFonts w:cs="Times New Roman"/>
-          <w:sz w:val="26"/>
-          <w:szCs w:val="26"/>
-        </w:rPr>
-        <w:t>hàng .shift</w:t>
-      </w:r>
-      <w:proofErr w:type="gramEnd"/>
-      <w:r>
-        <w:rPr>
-          <w:rFonts w:cs="Times New Roman"/>
-          <w:sz w:val="26"/>
-          <w:szCs w:val="26"/>
-        </w:rPr>
-        <w:t>(k) của thư viện Pandas. Nguyên lý hoạt động của hàm toán học này diễn ra theo các bước:</w:t>
+        <w:t>Để mô hình học máy nắm bắt được quán tính dịch chuyển của giá bán (giá ngày hôm nay phụ thuộc rất lớn vào nền giá của các ngày liền trước), hệ thống triển khai toán tử toán học dịch chuyển hàng .shift(k) của thư viện Pandas. Nguyên lý hoạt động của hàm toán học này diễn ra theo các bước:</w:t>
       </w:r>
     </w:p>
     <w:p>
@@ -13430,25 +13180,7 @@
           <w:sz w:val="26"/>
           <w:szCs w:val="26"/>
         </w:rPr>
-        <w:t xml:space="preserve">Do đặc thù của phép toán dịch chuyển dữ liệu quá khứ </w:t>
-      </w:r>
-      <w:proofErr w:type="gramStart"/>
-      <w:r>
-        <w:rPr>
-          <w:rFonts w:cs="Times New Roman"/>
-          <w:sz w:val="26"/>
-          <w:szCs w:val="26"/>
-        </w:rPr>
-        <w:t>(.shift</w:t>
-      </w:r>
-      <w:proofErr w:type="gramEnd"/>
-      <w:r>
-        <w:rPr>
-          <w:rFonts w:cs="Times New Roman"/>
-          <w:sz w:val="26"/>
-          <w:szCs w:val="26"/>
-        </w:rPr>
-        <w:t>()), tại phân đoạn khởi đầu của chuỗi thời gian (các dòng dữ liệu đầu tiên của năm 2020), hệ thống sẽ không có dữ liệu lịch sử đối chứng. Hệ quả là tại các mốc biên này, các thuộc tính trễ sẽ tự động bị gán các giá trị trống NaN do vượt ra ngoài phạm vi ma trận gốc</w:t>
+        <w:t>Do đặc thù của phép toán dịch chuyển dữ liệu quá khứ (.shift()), tại phân đoạn khởi đầu của chuỗi thời gian (các dòng dữ liệu đầu tiên của năm 2020), hệ thống sẽ không có dữ liệu lịch sử đối chứng. Hệ quả là tại các mốc biên này, các thuộc tính trễ sẽ tự động bị gán các giá trị trống NaN do vượt ra ngoài phạm vi ma trận gốc</w:t>
       </w:r>
       <w:r>
         <w:rPr>
@@ -13475,25 +13207,7 @@
           <w:sz w:val="26"/>
           <w:szCs w:val="26"/>
         </w:rPr>
-        <w:t xml:space="preserve">- Dưới góc nhìn chuyên môn của ngành giao dịch kim loại quý, việc áp dụng các hàm nội suy hoặc thay thế giá trị trung bình vào các ô NaN đầu chuỗi này sẽ vô tình tạo ra các tín hiệu giá giả lập sai lệch, làm nhiễu hệ thống huấn luyện và làm sai lệch đường đi của giá thực tế. Do đó, nghiên cứu áp dụng giải pháp loại bỏ triệt để các bản ghi khuyết thiếu biên bằng </w:t>
-      </w:r>
-      <w:proofErr w:type="gramStart"/>
-      <w:r>
-        <w:rPr>
-          <w:rFonts w:cs="Times New Roman"/>
-          <w:sz w:val="26"/>
-          <w:szCs w:val="26"/>
-        </w:rPr>
-        <w:t>hàm .dropna</w:t>
-      </w:r>
-      <w:proofErr w:type="gramEnd"/>
-      <w:r>
-        <w:rPr>
-          <w:rFonts w:cs="Times New Roman"/>
-          <w:sz w:val="26"/>
-          <w:szCs w:val="26"/>
-        </w:rPr>
-        <w:t>().</w:t>
+        <w:t>- Dưới góc nhìn chuyên môn của ngành giao dịch kim loại quý, việc áp dụng các hàm nội suy hoặc thay thế giá trị trung bình vào các ô NaN đầu chuỗi này sẽ vô tình tạo ra các tín hiệu giá giả lập sai lệch, làm nhiễu hệ thống huấn luyện và làm sai lệch đường đi của giá thực tế. Do đó, nghiên cứu áp dụng giải pháp loại bỏ triệt để các bản ghi khuyết thiếu biên bằng hàm .dropna().</w:t>
       </w:r>
     </w:p>
     <w:p>
@@ -13520,7 +13234,7 @@
       <w:pPr>
         <w:pStyle w:val="Heading2"/>
       </w:pPr>
-      <w:bookmarkStart w:id="25" w:name="_Toc233198850"/>
+      <w:bookmarkStart w:id="25" w:name="_Toc233199207"/>
       <w:r>
         <w:t>2.6</w:t>
       </w:r>
@@ -13938,7 +13652,7 @@
       <w:pPr>
         <w:pStyle w:val="Heading2"/>
       </w:pPr>
-      <w:bookmarkStart w:id="26" w:name="_Toc233198851"/>
+      <w:bookmarkStart w:id="26" w:name="_Toc233199208"/>
       <w:r>
         <w:t>2.7. Chuẩn hóa dữ liệu</w:t>
       </w:r>
@@ -14962,7 +14676,7 @@
         <w:pStyle w:val="Heading1"/>
       </w:pPr>
       <w:bookmarkStart w:id="27" w:name="_Toc223629803"/>
-      <w:bookmarkStart w:id="28" w:name="_Toc233198852"/>
+      <w:bookmarkStart w:id="28" w:name="_Toc233199209"/>
       <w:r>
         <w:lastRenderedPageBreak/>
         <w:t>CHƯƠNG III: PHÂN TÍCH THỐNG KÊ VÀ TRỰC QUAN HÓA DỮ LIỆU</w:t>
@@ -14973,7 +14687,7 @@
       <w:pPr>
         <w:pStyle w:val="Heading2"/>
       </w:pPr>
-      <w:bookmarkStart w:id="29" w:name="_Toc233198853"/>
+      <w:bookmarkStart w:id="29" w:name="_Toc233199210"/>
       <w:r>
         <w:t xml:space="preserve">3.1. </w:t>
       </w:r>
@@ -15287,7 +15001,7 @@
                     <pic:cNvPicPr/>
                   </pic:nvPicPr>
                   <pic:blipFill>
-                    <a:blip r:embed="rId28"/>
+                    <a:blip r:embed="rId27"/>
                     <a:stretch>
                       <a:fillRect/>
                     </a:stretch>
@@ -15453,7 +15167,7 @@
       <w:pPr>
         <w:pStyle w:val="Heading2"/>
       </w:pPr>
-      <w:bookmarkStart w:id="31" w:name="_Toc233198854"/>
+      <w:bookmarkStart w:id="31" w:name="_Toc233199211"/>
       <w:r>
         <w:lastRenderedPageBreak/>
         <w:t xml:space="preserve">3.2. </w:t>
@@ -15736,7 +15450,7 @@
                     <pic:cNvPicPr/>
                   </pic:nvPicPr>
                   <pic:blipFill>
-                    <a:blip r:embed="rId29"/>
+                    <a:blip r:embed="rId28"/>
                     <a:stretch>
                       <a:fillRect/>
                     </a:stretch>
@@ -15866,7 +15580,7 @@
       <w:pPr>
         <w:pStyle w:val="Heading2"/>
       </w:pPr>
-      <w:bookmarkStart w:id="33" w:name="_Toc233198855"/>
+      <w:bookmarkStart w:id="33" w:name="_Toc233199212"/>
       <w:r>
         <w:t xml:space="preserve">3.3. </w:t>
       </w:r>
@@ -16153,16 +15867,15 @@
       <w:r>
         <w:rPr>
           <w:rFonts w:cs="Times New Roman"/>
-          <w:noProof/>
           <w:sz w:val="26"/>
           <w:szCs w:val="26"/>
         </w:rPr>
         <w:lastRenderedPageBreak/>
         <w:drawing>
-          <wp:inline distT="0" distB="0" distL="0" distR="0" wp14:anchorId="70CECF59" wp14:editId="3BAACCE9">
-            <wp:extent cx="5940425" cy="3000375"/>
-            <wp:effectExtent l="0" t="0" r="3175" b="9525"/>
-            <wp:docPr id="24" name="Picture 24"/>
+          <wp:inline distT="0" distB="0" distL="0" distR="0" wp14:anchorId="079C3371" wp14:editId="5047E424">
+            <wp:extent cx="5940425" cy="3543935"/>
+            <wp:effectExtent l="0" t="0" r="3175" b="0"/>
+            <wp:docPr id="899461228" name="Picture 1"/>
             <wp:cNvGraphicFramePr>
               <a:graphicFrameLocks xmlns:a="http://schemas.openxmlformats.org/drawingml/2006/main" noChangeAspect="1"/>
             </wp:cNvGraphicFramePr>
@@ -16170,11 +15883,11 @@
               <a:graphicData uri="http://schemas.openxmlformats.org/drawingml/2006/picture">
                 <pic:pic xmlns:pic="http://schemas.openxmlformats.org/drawingml/2006/picture">
                   <pic:nvPicPr>
-                    <pic:cNvPr id="1" name=""/>
+                    <pic:cNvPr id="899461228" name=""/>
                     <pic:cNvPicPr/>
                   </pic:nvPicPr>
                   <pic:blipFill>
-                    <a:blip r:embed="rId30"/>
+                    <a:blip r:embed="rId29"/>
                     <a:stretch>
                       <a:fillRect/>
                     </a:stretch>
@@ -16182,7 +15895,7 @@
                   <pic:spPr>
                     <a:xfrm>
                       <a:off x="0" y="0"/>
-                      <a:ext cx="5940425" cy="3000375"/>
+                      <a:ext cx="5940425" cy="3543935"/>
                     </a:xfrm>
                     <a:prstGeom prst="rect">
                       <a:avLst/>
@@ -16210,9 +15923,30 @@
           <w:rFonts w:cs="Times New Roman"/>
           <w:i/>
         </w:rPr>
-        <w:t>Hình 3.3: Mức lương trung bình theo các ngành nghề phổ biến tại Việt Nam</w:t>
+        <w:t xml:space="preserve">Hình 3.3: </w:t>
       </w:r>
       <w:bookmarkEnd w:id="34"/>
+      <w:r>
+        <w:rPr>
+          <w:rFonts w:cs="Times New Roman"/>
+          <w:i/>
+        </w:rPr>
+        <w:t>Biểu đồ</w:t>
+      </w:r>
+      <w:r>
+        <w:rPr>
+          <w:rFonts w:cs="Times New Roman"/>
+          <w:i/>
+        </w:rPr>
+        <w:t xml:space="preserve"> </w:t>
+      </w:r>
+      <w:r>
+        <w:rPr>
+          <w:rFonts w:cs="Times New Roman"/>
+          <w:i/>
+        </w:rPr>
+        <w:t>mối tương quan giá bạc trong nước và tỷ giá ngoại hối</w:t>
+      </w:r>
     </w:p>
     <w:p>
       <w:pPr>
@@ -16292,7 +16026,7 @@
       <w:pPr>
         <w:pStyle w:val="Heading2"/>
       </w:pPr>
-      <w:bookmarkStart w:id="35" w:name="_Toc233198856"/>
+      <w:bookmarkStart w:id="35" w:name="_Toc233199213"/>
       <w:r>
         <w:t xml:space="preserve">3.4. </w:t>
       </w:r>
@@ -16352,7 +16086,7 @@
           <w:sz w:val="26"/>
           <w:szCs w:val="26"/>
         </w:rPr>
-        <w:t xml:space="preserve">- Bên cạnh đó, việc khảo sát quỹ đạo giá bạc dài hạn giúp đánh giá mức độ ổn định của thị trường, xác định các giai đoạn tăng trưởng, suy giảm hoặc đảo chiều của giá bạc theo thời gian. Kết quả phân tích là cơ sở để hỗ trợ dự báo xu hướng trong tương lai, đồng thời cung </w:t>
+        <w:t xml:space="preserve">- Bên cạnh đó, việc khảo sát quỹ đạo giá bạc dài hạn giúp đánh giá mức độ ổn định của thị trường, xác định các giai đoạn tăng trưởng, suy giảm hoặc đảo chiều của giá bạc theo thời </w:t>
       </w:r>
       <w:r>
         <w:rPr>
@@ -16361,7 +16095,7 @@
           <w:szCs w:val="26"/>
         </w:rPr>
         <w:lastRenderedPageBreak/>
-        <w:t>cấp thông tin tham khảo phục vụ cho hoạt động đầu tư, quản lý rủi ro và ra quyết định kinh tế.</w:t>
+        <w:t>gian. Kết quả phân tích là cơ sở để hỗ trợ dự báo xu hướng trong tương lai, đồng thời cung cấp thông tin tham khảo phục vụ cho hoạt động đầu tư, quản lý rủi ro và ra quyết định kinh tế.</w:t>
       </w:r>
     </w:p>
     <w:p>
@@ -16570,7 +16304,7 @@
           <w:sz w:val="26"/>
           <w:szCs w:val="26"/>
         </w:rPr>
-        <w:t>- Toàn bộ chuỗi thời gian được phân rã và gom nhóm tuần tự theo các lát cắt thời gian liên tục.</w:t>
+        <w:t>- Toàn bộ chuỗi thời gian được phân rã và gom nhóm tuần tự theo lát cắt thời gian liên tục.</w:t>
       </w:r>
     </w:p>
     <w:p>
@@ -16644,7 +16378,7 @@
                     <pic:cNvPicPr/>
                   </pic:nvPicPr>
                   <pic:blipFill>
-                    <a:blip r:embed="rId31"/>
+                    <a:blip r:embed="rId30"/>
                     <a:stretch>
                       <a:fillRect/>
                     </a:stretch>
@@ -16791,7 +16525,7 @@
       <w:pPr>
         <w:pStyle w:val="Heading2"/>
       </w:pPr>
-      <w:bookmarkStart w:id="37" w:name="_Toc233198857"/>
+      <w:bookmarkStart w:id="37" w:name="_Toc233199214"/>
       <w:r>
         <w:t xml:space="preserve">3.5. </w:t>
       </w:r>
@@ -17147,7 +16881,7 @@
                     <pic:cNvPicPr/>
                   </pic:nvPicPr>
                   <pic:blipFill>
-                    <a:blip r:embed="rId32"/>
+                    <a:blip r:embed="rId31"/>
                     <a:stretch>
                       <a:fillRect/>
                     </a:stretch>
@@ -17256,7 +16990,7 @@
       <w:pPr>
         <w:pStyle w:val="Heading2"/>
       </w:pPr>
-      <w:bookmarkStart w:id="39" w:name="_Toc233198858"/>
+      <w:bookmarkStart w:id="39" w:name="_Toc233199215"/>
       <w:r>
         <w:t>3.6. Tổng kết kết quả phân tích dữ liệu</w:t>
       </w:r>
@@ -17536,7 +17270,7 @@
       <w:pPr>
         <w:pStyle w:val="Heading1"/>
       </w:pPr>
-      <w:bookmarkStart w:id="40" w:name="_Toc233198859"/>
+      <w:bookmarkStart w:id="40" w:name="_Toc233199216"/>
       <w:r>
         <w:lastRenderedPageBreak/>
         <w:t>CHƯƠNG IV: XÂY DỰNG MÔ HÌNH HỌC MÁY DỰ ĐOÁN VÀ PHÂN CỤM</w:t>
@@ -17547,9 +17281,12 @@
       <w:pPr>
         <w:pStyle w:val="Heading2"/>
       </w:pPr>
-      <w:bookmarkStart w:id="41" w:name="_Toc233198860"/>
-      <w:r>
-        <w:t>4.1. Bài toán dự đoán mức lương</w:t>
+      <w:bookmarkStart w:id="41" w:name="_Toc233199217"/>
+      <w:r>
+        <w:t xml:space="preserve">4.1. Bài toán dự đoán </w:t>
+      </w:r>
+      <w:r>
+        <w:t>giá bạc</w:t>
       </w:r>
       <w:r>
         <w:t xml:space="preserve"> (Hồi quy - Regression)</w:t>
@@ -17814,21 +17551,7 @@
         <w:rPr>
           <w:rFonts w:cs="Times New Roman"/>
         </w:rPr>
-        <w:t>Spread_t = Selling_t - Buying_</w:t>
-      </w:r>
-      <w:proofErr w:type="gramStart"/>
-      <w:r>
-        <w:rPr>
-          <w:rFonts w:cs="Times New Roman"/>
-        </w:rPr>
-        <w:t>t.Đây</w:t>
-      </w:r>
-      <w:proofErr w:type="gramEnd"/>
-      <w:r>
-        <w:rPr>
-          <w:rFonts w:cs="Times New Roman"/>
-        </w:rPr>
-        <w:t xml:space="preserve"> là biến số mang tính phòng vệ vĩ mô. Biên độ spread co giãn ngẫu nhiên từ 60,000 VND đến hơn 100,000 VND là thước đo độ bất ổn (Volatility) của thị trường. Việc đưa biến này vào đầu vào giúp mô hình học máy tự nhận diện được mức độ rủi ro hệ thống của phiên hiện tại để điều chỉnh trọng số dự báo cho phiên tiếp theo.</w:t>
+        <w:t>Spread_t = Selling_t - Buying_t.Đây là biến số mang tính phòng vệ vĩ mô. Biên độ spread co giãn ngẫu nhiên từ 60,000 VND đến hơn 100,000 VND là thước đo độ bất ổn (Volatility) của thị trường. Việc đưa biến này vào đầu vào giúp mô hình học máy tự nhận diện được mức độ rủi ro hệ thống của phiên hiện tại để điều chỉnh trọng số dự báo cho phiên tiếp theo.</w:t>
       </w:r>
     </w:p>
     <w:p>
@@ -18510,7 +18233,7 @@
                     <pic:cNvPicPr/>
                   </pic:nvPicPr>
                   <pic:blipFill rotWithShape="1">
-                    <a:blip r:embed="rId33"/>
+                    <a:blip r:embed="rId32"/>
                     <a:srcRect t="19584"/>
                     <a:stretch>
                       <a:fillRect/>
@@ -19895,7 +19618,7 @@
           <w:i/>
         </w:rPr>
         <w:lastRenderedPageBreak/>
-        <w:t>4.1.5. Kết quả dự đoán mức lương</w:t>
+        <w:t>4.1.5. Kết quả dự đoán</w:t>
       </w:r>
     </w:p>
     <w:p>
@@ -19953,7 +19676,7 @@
                     <pic:cNvPicPr/>
                   </pic:nvPicPr>
                   <pic:blipFill>
-                    <a:blip r:embed="rId34"/>
+                    <a:blip r:embed="rId33"/>
                     <a:stretch>
                       <a:fillRect/>
                     </a:stretch>
@@ -20016,7 +19739,23 @@
           <w:sz w:val="26"/>
           <w:szCs w:val="26"/>
         </w:rPr>
-        <w:t>- Biểu đồ thể hiện mối quan hệ giữa mức lương thực tế trong tập kiểm tra và mức lương được mô hình Random Forest dự đoán.</w:t>
+        <w:t xml:space="preserve">- Biểu đồ thể hiện mối quan hệ giữa thực </w:t>
+      </w:r>
+      <w:r>
+        <w:rPr>
+          <w:rFonts w:cs="Times New Roman"/>
+          <w:sz w:val="26"/>
+          <w:szCs w:val="26"/>
+        </w:rPr>
+        <w:t xml:space="preserve">tế </w:t>
+      </w:r>
+      <w:r>
+        <w:rPr>
+          <w:rFonts w:cs="Times New Roman"/>
+          <w:sz w:val="26"/>
+          <w:szCs w:val="26"/>
+        </w:rPr>
+        <w:t>được mô hình Random Forest dự đoán.</w:t>
       </w:r>
     </w:p>
     <w:p>
@@ -20262,12 +20001,18 @@
       <w:pPr>
         <w:pStyle w:val="Heading2"/>
       </w:pPr>
-      <w:bookmarkStart w:id="43" w:name="_Toc233198861"/>
-      <w:r>
-        <w:t>4.2. Bài toán phân cụm đặc điểm việ</w:t>
-      </w:r>
-      <w:r>
-        <w:t>c làm (</w:t>
+      <w:bookmarkStart w:id="43" w:name="_Toc233199218"/>
+      <w:r>
+        <w:t xml:space="preserve">4.2. Bài toán phân cụm </w:t>
+      </w:r>
+      <w:r>
+        <w:t>giai đoạn</w:t>
+      </w:r>
+      <w:r>
+        <w:t xml:space="preserve"> thị trường</w:t>
+      </w:r>
+      <w:r>
+        <w:t xml:space="preserve"> (</w:t>
       </w:r>
       <w:r>
         <w:t>Clustering)</w:t>
@@ -21269,7 +21014,19 @@
         <w:rPr>
           <w:rFonts w:cs="Times New Roman"/>
         </w:rPr>
-        <w:t>và tính toán tổng bình phương khoảng cách sai số trong cụm (WCSS). Khi biểu diễn WCSS lên đồ thị, điểm mà tại đó tốc độ giảm của đường cong đột ngột chậm lại tạo thành một "khuỷu tay" rõ rệt chính là số cụm tối ưu cần chọn. Dựa trên thực tế cấu trúc tệp dữ liệu việc làm, số lượng cụm được xác định tối ưu nhất tại giá trị</w:t>
+        <w:t xml:space="preserve">và tính toán tổng bình phương khoảng cách sai số trong cụm (WCSS). Khi biểu diễn WCSS lên đồ thị, điểm mà tại đó tốc độ giảm của đường cong đột ngột chậm lại tạo thành một "khuỷu tay" rõ rệt chính là số cụm tối ưu cần chọn. Dựa trên thực tế cấu trúc tệp dữ liệu </w:t>
+      </w:r>
+      <w:r>
+        <w:rPr>
+          <w:rFonts w:cs="Times New Roman"/>
+        </w:rPr>
+        <w:t>giá bạc</w:t>
+      </w:r>
+      <w:r>
+        <w:rPr>
+          <w:rFonts w:cs="Times New Roman"/>
+        </w:rPr>
+        <w:t>, số lượng cụm được xác định tối ưu nhất tại giá trị</w:t>
       </w:r>
       <w:r>
         <w:rPr>
@@ -21383,7 +21140,7 @@
                     <pic:cNvPicPr/>
                   </pic:nvPicPr>
                   <pic:blipFill>
-                    <a:blip r:embed="rId35">
+                    <a:blip r:embed="rId34">
                       <a:extLst>
                         <a:ext uri="{28A0092B-C50C-407E-A947-70E740481C1C}">
                           <a14:useLocalDpi xmlns:a14="http://schemas.microsoft.com/office/drawing/2010/main" val="0"/>
@@ -22276,25 +22033,7 @@
           <w:sz w:val="26"/>
           <w:szCs w:val="26"/>
         </w:rPr>
-        <w:t>Giá trị ứng dụng: Mô hình K-Means bóc tách thành công hành vi định giá "bậc thang" của doanh nghiệp, cung cấp công cụ nhận diện trạng thái thị trường (</w:t>
-      </w:r>
-      <w:proofErr w:type="gramStart"/>
-      <w:r>
-        <w:rPr>
-          <w:rFonts w:cs="Times New Roman"/>
-          <w:sz w:val="26"/>
-          <w:szCs w:val="26"/>
-        </w:rPr>
-        <w:t>An</w:t>
-      </w:r>
-      <w:proofErr w:type="gramEnd"/>
-      <w:r>
-        <w:rPr>
-          <w:rFonts w:cs="Times New Roman"/>
-          <w:sz w:val="26"/>
-          <w:szCs w:val="26"/>
-        </w:rPr>
-        <w:t xml:space="preserve"> toàn, Phòng ngự hay Rủi ro) để nhà đầu tư ra quyết định tối ưu.</w:t>
+        <w:t>Giá trị ứng dụng: Mô hình K-Means bóc tách thành công hành vi định giá "bậc thang" của doanh nghiệp, cung cấp công cụ nhận diện trạng thái thị trường (An toàn, Phòng ngự hay Rủi ro) để nhà đầu tư ra quyết định tối ưu.</w:t>
       </w:r>
     </w:p>
     <w:p>
@@ -22345,7 +22084,7 @@
       <w:pPr>
         <w:pStyle w:val="Heading1"/>
       </w:pPr>
-      <w:bookmarkStart w:id="45" w:name="_Toc233198862"/>
+      <w:bookmarkStart w:id="45" w:name="_Toc233199219"/>
       <w:r>
         <w:lastRenderedPageBreak/>
         <w:t>CHƯƠNG V: KẾT LUẬN VÀ HƯỚNG PHÁT TRIỂN</w:t>
@@ -22356,7 +22095,7 @@
       <w:pPr>
         <w:pStyle w:val="Heading2"/>
       </w:pPr>
-      <w:bookmarkStart w:id="46" w:name="_Toc233198863"/>
+      <w:bookmarkStart w:id="46" w:name="_Toc233199220"/>
       <w:r>
         <w:t>5.1 Kết quả đạt được</w:t>
       </w:r>
@@ -22413,33 +22152,15 @@
           <w:sz w:val="26"/>
           <w:szCs w:val="26"/>
         </w:rPr>
-        <w:t xml:space="preserve">Trước hết, đề tài đã tiến hành thu thập và xử lý bộ dữ liệu giá bạc thực tế tại Việt Nam giai đoạn 2020 – 2026. Dữ liệu được làm sạch, loại bỏ các giá trị khuyết thiếu qua toán tử trễ và chuyển đổi thành dạng phù hợp để phục vụ cho quá trình phân tích thống kê và xây dựng mô hình học </w:t>
-      </w:r>
-      <w:proofErr w:type="gramStart"/>
-      <w:r>
-        <w:rPr>
-          <w:rFonts w:cs="Times New Roman"/>
-          <w:sz w:val="26"/>
-          <w:szCs w:val="26"/>
-        </w:rPr>
-        <w:t>máy.</w:t>
-      </w:r>
-      <w:r>
-        <w:rPr>
-          <w:rFonts w:cs="Times New Roman"/>
-          <w:sz w:val="26"/>
-          <w:szCs w:val="26"/>
-        </w:rPr>
-        <w:t>-</w:t>
-      </w:r>
-      <w:proofErr w:type="gramEnd"/>
-      <w:r>
-        <w:rPr>
-          <w:rFonts w:cs="Times New Roman"/>
-          <w:sz w:val="26"/>
-          <w:szCs w:val="26"/>
-        </w:rPr>
-        <w:t xml:space="preserve"> </w:t>
+        <w:t>Trước hết, đề tài đã tiến hành thu thập và xử lý bộ dữ liệu giá bạc thực tế tại Việt Nam giai đoạn 2020 – 2026. Dữ liệu được làm sạch, loại bỏ các giá trị khuyết thiếu qua toán tử trễ và chuyển đổi thành dạng phù hợp để phục vụ cho quá trình phân tích thống kê và xây dựng mô hình học máy.</w:t>
+      </w:r>
+      <w:r>
+        <w:rPr>
+          <w:rFonts w:cs="Times New Roman"/>
+          <w:sz w:val="26"/>
+          <w:szCs w:val="26"/>
+        </w:rPr>
+        <w:t xml:space="preserve">- </w:t>
       </w:r>
     </w:p>
     <w:p>
@@ -22637,7 +22358,7 @@
       <w:pPr>
         <w:pStyle w:val="Heading2"/>
       </w:pPr>
-      <w:bookmarkStart w:id="47" w:name="_Toc233198864"/>
+      <w:bookmarkStart w:id="47" w:name="_Toc233199221"/>
       <w:r>
         <w:t>5.2. Hạn chế</w:t>
       </w:r>
@@ -22864,7 +22585,7 @@
       <w:pPr>
         <w:pStyle w:val="Heading2"/>
       </w:pPr>
-      <w:bookmarkStart w:id="48" w:name="_Toc233198865"/>
+      <w:bookmarkStart w:id="48" w:name="_Toc233199222"/>
       <w:r>
         <w:t xml:space="preserve">5.3. </w:t>
       </w:r>
@@ -23127,7 +22848,7 @@
       <w:pPr>
         <w:pStyle w:val="Heading2"/>
       </w:pPr>
-      <w:bookmarkStart w:id="49" w:name="_Toc233198866"/>
+      <w:bookmarkStart w:id="49" w:name="_Toc233199223"/>
       <w:r>
         <w:lastRenderedPageBreak/>
         <w:t>5.4</w:t>
@@ -23188,25 +22909,7 @@
           <w:sz w:val="26"/>
           <w:szCs w:val="26"/>
         </w:rPr>
-        <w:t xml:space="preserve">Thông qua việc áp dụng các phương pháp phân tích dữ liệu lượng hóa và học máy trên bộ dữ liệu giá bạc Việt Nam giai đoạn 2020 – 2026, đề tài đã làm rõ được nhiều đặc điểm vận hành quan trọng của thị trường nội địa. Các kết quả thu được không chỉ giúp nhận diện xu hướng dịch chuyển giá, hành vi định giá "bậc thang" nới rộng spread </w:t>
-      </w:r>
-      <w:proofErr w:type="gramStart"/>
-      <w:r>
-        <w:rPr>
-          <w:rFonts w:cs="Times New Roman"/>
-          <w:sz w:val="26"/>
-          <w:szCs w:val="26"/>
-        </w:rPr>
-        <w:t>an</w:t>
-      </w:r>
-      <w:proofErr w:type="gramEnd"/>
-      <w:r>
-        <w:rPr>
-          <w:rFonts w:cs="Times New Roman"/>
-          <w:sz w:val="26"/>
-          <w:szCs w:val="26"/>
-        </w:rPr>
-        <w:t xml:space="preserve"> toàn của doanh nghiệp, mà còn chứng minh năng lực ứng dụng mạnh mẽ của các thuật toán học máy trong việc dự báo chuỗi thời gian ngắn hạn và khám phá cấu trúc dữ liệu không giám sát.</w:t>
+        <w:t>Thông qua việc áp dụng các phương pháp phân tích dữ liệu lượng hóa và học máy trên bộ dữ liệu giá bạc Việt Nam giai đoạn 2020 – 2026, đề tài đã làm rõ được nhiều đặc điểm vận hành quan trọng của thị trường nội địa. Các kết quả thu được không chỉ giúp nhận diện xu hướng dịch chuyển giá, hành vi định giá "bậc thang" nới rộng spread an toàn của doanh nghiệp, mà còn chứng minh năng lực ứng dụng mạnh mẽ của các thuật toán học máy trong việc dự báo chuỗi thời gian ngắn hạn và khám phá cấu trúc dữ liệu không giám sát.</w:t>
       </w:r>
     </w:p>
     <w:p>
@@ -23762,7 +23465,7 @@
       <w:pPr>
         <w:pStyle w:val="Heading1"/>
       </w:pPr>
-      <w:bookmarkStart w:id="51" w:name="_Toc233198867"/>
+      <w:bookmarkStart w:id="51" w:name="_Toc233199224"/>
       <w:r>
         <w:t>PHỤ LỤC</w:t>
       </w:r>
@@ -23802,7 +23505,7 @@
                     <pic:cNvPicPr/>
                   </pic:nvPicPr>
                   <pic:blipFill>
-                    <a:blip r:embed="rId36"/>
+                    <a:blip r:embed="rId35"/>
                     <a:stretch>
                       <a:fillRect/>
                     </a:stretch>
@@ -23841,7 +23544,7 @@
         </w:rPr>
         <w:t xml:space="preserve">Github: </w:t>
       </w:r>
-      <w:hyperlink r:id="rId37" w:history="1">
+      <w:hyperlink r:id="rId36" w:history="1">
         <w:r>
           <w:rPr>
             <w:rStyle w:val="Hyperlink"/>
@@ -23854,7 +23557,7 @@
       </w:hyperlink>
     </w:p>
     <w:sectPr>
-      <w:footerReference w:type="default" r:id="rId38"/>
+      <w:footerReference w:type="default" r:id="rId37"/>
       <w:pgSz w:w="11907" w:h="16840" w:code="9"/>
       <w:pgMar w:top="851" w:right="851" w:bottom="1134" w:left="1701" w:header="720" w:footer="720" w:gutter="0"/>
       <w:pgBorders w:display="firstPage">

--- a/Báo Cáo Khoa Học Dữ Liệu.docx
+++ b/Báo Cáo Khoa Học Dữ Liệu.docx
@@ -60,7 +60,23 @@
           <w:rFonts w:cs="Times New Roman"/>
           <w:b/>
         </w:rPr>
-        <w:t>Bộ môn : Công Nghệ Thông Tin</w:t>
+        <w:t xml:space="preserve">Bộ </w:t>
+      </w:r>
+      <w:proofErr w:type="gramStart"/>
+      <w:r>
+        <w:rPr>
+          <w:rFonts w:cs="Times New Roman"/>
+          <w:b/>
+        </w:rPr>
+        <w:t>môn :</w:t>
+      </w:r>
+      <w:proofErr w:type="gramEnd"/>
+      <w:r>
+        <w:rPr>
+          <w:rFonts w:cs="Times New Roman"/>
+          <w:b/>
+        </w:rPr>
+        <w:t xml:space="preserve"> Công Nghệ Thông Tin</w:t>
       </w:r>
     </w:p>
     <w:p>
@@ -162,13 +178,15 @@
         <w:jc w:val="center"/>
         <w:rPr>
           <w:rFonts w:cs="Times New Roman"/>
-          <w:szCs w:val="36"/>
-        </w:rPr>
-      </w:pPr>
-      <w:r>
-        <w:rPr>
-          <w:rFonts w:cs="Times New Roman"/>
-          <w:szCs w:val="36"/>
+          <w:sz w:val="32"/>
+          <w:szCs w:val="32"/>
+        </w:rPr>
+      </w:pPr>
+      <w:r>
+        <w:rPr>
+          <w:rFonts w:cs="Times New Roman"/>
+          <w:sz w:val="32"/>
+          <w:szCs w:val="32"/>
         </w:rPr>
         <w:t>MÔN HỌC</w:t>
       </w:r>
@@ -507,7 +525,14 @@
                 <w:rFonts w:cs="Times New Roman"/>
                 <w:b/>
               </w:rPr>
-              <w:t xml:space="preserve">               K225480106093</w:t>
+              <w:t xml:space="preserve">               K2254801060</w:t>
+            </w:r>
+            <w:r>
+              <w:rPr>
+                <w:rFonts w:cs="Times New Roman"/>
+                <w:b/>
+              </w:rPr>
+              <w:t>70</w:t>
             </w:r>
           </w:p>
         </w:tc>
@@ -951,7 +976,15 @@
                 <w:i/>
                 <w:spacing w:val="-10"/>
               </w:rPr>
-              <w:t xml:space="preserve"> Nguyễn Đức Dương</w:t>
+              <w:t xml:space="preserve"> Nguyễn </w:t>
+            </w:r>
+            <w:r>
+              <w:rPr>
+                <w:rFonts w:cs="Times New Roman"/>
+                <w:i/>
+                <w:spacing w:val="-10"/>
+              </w:rPr>
+              <w:t>Đức Anh Tú</w:t>
             </w:r>
           </w:p>
         </w:tc>
@@ -981,7 +1014,15 @@
                 <w:i/>
                 <w:spacing w:val="-2"/>
               </w:rPr>
-              <w:t>MSSV: K225480106093</w:t>
+              <w:t>MSSV: K2254801060</w:t>
+            </w:r>
+            <w:r>
+              <w:rPr>
+                <w:rFonts w:cs="Times New Roman"/>
+                <w:i/>
+                <w:spacing w:val="-2"/>
+              </w:rPr>
+              <w:t>70</w:t>
             </w:r>
           </w:p>
         </w:tc>
@@ -1268,6 +1309,7 @@
         </w:rPr>
         <w:t xml:space="preserve"> </w:t>
       </w:r>
+      <w:proofErr w:type="gramStart"/>
       <w:r>
         <w:rPr>
           <w:rFonts w:cs="Times New Roman"/>
@@ -1285,7 +1327,17 @@
           <w:sz w:val="26"/>
           <w:szCs w:val="26"/>
         </w:rPr>
-        <w:t>Nguyễn Văn Huy</w:t>
+        <w:t>Nguyễn</w:t>
+      </w:r>
+      <w:proofErr w:type="gramEnd"/>
+      <w:r>
+        <w:rPr>
+          <w:rFonts w:cs="Times New Roman"/>
+          <w:i/>
+          <w:sz w:val="26"/>
+          <w:szCs w:val="26"/>
+        </w:rPr>
+        <w:t xml:space="preserve"> Văn Huy</w:t>
       </w:r>
     </w:p>
     <w:p>
@@ -1845,7 +1897,17 @@
           <w:sz w:val="26"/>
           <w:szCs w:val="26"/>
         </w:rPr>
-        <w:t>vụ: ngày</w:t>
+        <w:t xml:space="preserve">vụ: </w:t>
+      </w:r>
+      <w:proofErr w:type="gramStart"/>
+      <w:r>
+        <w:rPr>
+          <w:rFonts w:cs="Times New Roman"/>
+          <w:i/>
+          <w:sz w:val="26"/>
+          <w:szCs w:val="26"/>
+        </w:rPr>
+        <w:t>ngày</w:t>
       </w:r>
       <w:r>
         <w:rPr>
@@ -1867,6 +1929,7 @@
         </w:rPr>
         <w:t>20</w:t>
       </w:r>
+      <w:proofErr w:type="gramEnd"/>
       <w:r>
         <w:rPr>
           <w:rFonts w:cs="Times New Roman"/>
@@ -1878,6 +1941,7 @@
         </w:rPr>
         <w:t xml:space="preserve"> </w:t>
       </w:r>
+      <w:proofErr w:type="gramStart"/>
       <w:r>
         <w:rPr>
           <w:rFonts w:cs="Times New Roman"/>
@@ -1907,6 +1971,7 @@
         </w:rPr>
         <w:t>06</w:t>
       </w:r>
+      <w:proofErr w:type="gramEnd"/>
       <w:r>
         <w:rPr>
           <w:rFonts w:cs="Times New Roman"/>
@@ -7576,8 +7641,18 @@
                 <w:sz w:val="26"/>
                 <w:szCs w:val="26"/>
               </w:rPr>
-              <w:t xml:space="preserve"> Score</w:t>
-            </w:r>
+              <w:t xml:space="preserve"> </w:t>
+            </w:r>
+            <w:proofErr w:type="gramStart"/>
+            <w:r>
+              <w:rPr>
+                <w:rFonts w:cs="Times New Roman"/>
+                <w:sz w:val="26"/>
+                <w:szCs w:val="26"/>
+              </w:rPr>
+              <w:t>Score</w:t>
+            </w:r>
+            <w:proofErr w:type="gramEnd"/>
           </w:p>
         </w:tc>
         <w:tc>
@@ -12118,7 +12193,25 @@
                 <w:szCs w:val="26"/>
               </w:rPr>
               <w:lastRenderedPageBreak/>
-              <w:t>df_survey = pd.read_csv('du_lieu_gia_bac_vietnam.csv')</w:t>
+              <w:t xml:space="preserve">df_survey = </w:t>
+            </w:r>
+            <w:proofErr w:type="gramStart"/>
+            <w:r>
+              <w:rPr>
+                <w:rFonts w:cs="Times New Roman"/>
+                <w:sz w:val="26"/>
+                <w:szCs w:val="26"/>
+              </w:rPr>
+              <w:t>pd.read</w:t>
+            </w:r>
+            <w:proofErr w:type="gramEnd"/>
+            <w:r>
+              <w:rPr>
+                <w:rFonts w:cs="Times New Roman"/>
+                <w:sz w:val="26"/>
+                <w:szCs w:val="26"/>
+              </w:rPr>
+              <w:t>_csv('du_lieu_gia_bac_vietnam.csv')</w:t>
             </w:r>
           </w:p>
           <w:p>
@@ -12142,13 +12235,23 @@
                 <w:szCs w:val="26"/>
               </w:rPr>
             </w:pPr>
-            <w:r>
-              <w:rPr>
-                <w:rFonts w:cs="Times New Roman"/>
-                <w:sz w:val="26"/>
-                <w:szCs w:val="26"/>
-              </w:rPr>
-              <w:t>print("\n--- [KẾT QUẢ KHẢO SÁT 4] ĐỊNH LƯỢNG GIÁ TRỊ KHUYẾT THIẾU (NULL) ---")</w:t>
+            <w:proofErr w:type="gramStart"/>
+            <w:r>
+              <w:rPr>
+                <w:rFonts w:cs="Times New Roman"/>
+                <w:sz w:val="26"/>
+                <w:szCs w:val="26"/>
+              </w:rPr>
+              <w:t>print(</w:t>
+            </w:r>
+            <w:proofErr w:type="gramEnd"/>
+            <w:r>
+              <w:rPr>
+                <w:rFonts w:cs="Times New Roman"/>
+                <w:sz w:val="26"/>
+                <w:szCs w:val="26"/>
+              </w:rPr>
+              <w:t>"\n--- [KẾT QUẢ KHẢO SÁT 4] ĐỊNH LƯỢNG GIÁ TRỊ KHUYẾT THIẾU (NULL) ---")</w:t>
             </w:r>
           </w:p>
           <w:p>
@@ -12167,7 +12270,43 @@
                 <w:sz w:val="26"/>
                 <w:szCs w:val="26"/>
               </w:rPr>
-              <w:t>print(df.isnull().sum())</w:t>
+              <w:t>print(</w:t>
+            </w:r>
+            <w:proofErr w:type="gramStart"/>
+            <w:r>
+              <w:rPr>
+                <w:rFonts w:cs="Times New Roman"/>
+                <w:sz w:val="26"/>
+                <w:szCs w:val="26"/>
+              </w:rPr>
+              <w:t>df.isnull</w:t>
+            </w:r>
+            <w:proofErr w:type="gramEnd"/>
+            <w:r>
+              <w:rPr>
+                <w:rFonts w:cs="Times New Roman"/>
+                <w:sz w:val="26"/>
+                <w:szCs w:val="26"/>
+              </w:rPr>
+              <w:t>(</w:t>
+            </w:r>
+            <w:proofErr w:type="gramStart"/>
+            <w:r>
+              <w:rPr>
+                <w:rFonts w:cs="Times New Roman"/>
+                <w:sz w:val="26"/>
+                <w:szCs w:val="26"/>
+              </w:rPr>
+              <w:t>).sum</w:t>
+            </w:r>
+            <w:proofErr w:type="gramEnd"/>
+            <w:r>
+              <w:rPr>
+                <w:rFonts w:cs="Times New Roman"/>
+                <w:sz w:val="26"/>
+                <w:szCs w:val="26"/>
+              </w:rPr>
+              <w:t>())</w:t>
             </w:r>
           </w:p>
           <w:p>
@@ -12191,13 +12330,23 @@
                 <w:szCs w:val="26"/>
               </w:rPr>
             </w:pPr>
-            <w:r>
-              <w:rPr>
-                <w:rFonts w:cs="Times New Roman"/>
-                <w:sz w:val="26"/>
-                <w:szCs w:val="26"/>
-              </w:rPr>
-              <w:t>print("\n--- [KẾT QUẢ KHẢO SÁT 5] KIỂM TRA BẢN GHI TRÙNG LẶP (DUPLICATES) ---")</w:t>
+            <w:proofErr w:type="gramStart"/>
+            <w:r>
+              <w:rPr>
+                <w:rFonts w:cs="Times New Roman"/>
+                <w:sz w:val="26"/>
+                <w:szCs w:val="26"/>
+              </w:rPr>
+              <w:t>print(</w:t>
+            </w:r>
+            <w:proofErr w:type="gramEnd"/>
+            <w:r>
+              <w:rPr>
+                <w:rFonts w:cs="Times New Roman"/>
+                <w:sz w:val="26"/>
+                <w:szCs w:val="26"/>
+              </w:rPr>
+              <w:t>"\n--- [KẾT QUẢ KHẢO SÁT 5] KIỂM TRA BẢN GHI TRÙNG LẶP (DUPLICATES) ---")</w:t>
             </w:r>
           </w:p>
           <w:p>
@@ -12210,13 +12359,59 @@
                 <w:szCs w:val="26"/>
               </w:rPr>
             </w:pPr>
-            <w:r>
-              <w:rPr>
-                <w:rFonts w:cs="Times New Roman"/>
-                <w:sz w:val="26"/>
-                <w:szCs w:val="26"/>
-              </w:rPr>
-              <w:t>print(f"Số lượng bản ghi trùng lặp phát hiện: {df.duplicated().sum()}")</w:t>
+            <w:proofErr w:type="gramStart"/>
+            <w:r>
+              <w:rPr>
+                <w:rFonts w:cs="Times New Roman"/>
+                <w:sz w:val="26"/>
+                <w:szCs w:val="26"/>
+              </w:rPr>
+              <w:t>print(</w:t>
+            </w:r>
+            <w:proofErr w:type="gramEnd"/>
+            <w:r>
+              <w:rPr>
+                <w:rFonts w:cs="Times New Roman"/>
+                <w:sz w:val="26"/>
+                <w:szCs w:val="26"/>
+              </w:rPr>
+              <w:t>f"Số lượng bản ghi trùng lặp phát hiện: {</w:t>
+            </w:r>
+            <w:proofErr w:type="gramStart"/>
+            <w:r>
+              <w:rPr>
+                <w:rFonts w:cs="Times New Roman"/>
+                <w:sz w:val="26"/>
+                <w:szCs w:val="26"/>
+              </w:rPr>
+              <w:t>df.duplicated</w:t>
+            </w:r>
+            <w:proofErr w:type="gramEnd"/>
+            <w:r>
+              <w:rPr>
+                <w:rFonts w:cs="Times New Roman"/>
+                <w:sz w:val="26"/>
+                <w:szCs w:val="26"/>
+              </w:rPr>
+              <w:t>(</w:t>
+            </w:r>
+            <w:proofErr w:type="gramStart"/>
+            <w:r>
+              <w:rPr>
+                <w:rFonts w:cs="Times New Roman"/>
+                <w:sz w:val="26"/>
+                <w:szCs w:val="26"/>
+              </w:rPr>
+              <w:t>).sum</w:t>
+            </w:r>
+            <w:proofErr w:type="gramEnd"/>
+            <w:r>
+              <w:rPr>
+                <w:rFonts w:cs="Times New Roman"/>
+                <w:sz w:val="26"/>
+                <w:szCs w:val="26"/>
+              </w:rPr>
+              <w:t>()}")</w:t>
             </w:r>
           </w:p>
           <w:p>
@@ -12240,13 +12435,23 @@
                 <w:szCs w:val="26"/>
               </w:rPr>
             </w:pPr>
-            <w:r>
-              <w:rPr>
-                <w:rFonts w:cs="Times New Roman"/>
-                <w:sz w:val="26"/>
-                <w:szCs w:val="26"/>
-              </w:rPr>
-              <w:t>print("\n--- [KẾT QUẢ KHẢO SÁT 6] KẾT XUẤT CÁC DÒNG ĐẦU TIÊN CỦA CHUỖI THỜI GIAN ---")</w:t>
+            <w:proofErr w:type="gramStart"/>
+            <w:r>
+              <w:rPr>
+                <w:rFonts w:cs="Times New Roman"/>
+                <w:sz w:val="26"/>
+                <w:szCs w:val="26"/>
+              </w:rPr>
+              <w:t>print(</w:t>
+            </w:r>
+            <w:proofErr w:type="gramEnd"/>
+            <w:r>
+              <w:rPr>
+                <w:rFonts w:cs="Times New Roman"/>
+                <w:sz w:val="26"/>
+                <w:szCs w:val="26"/>
+              </w:rPr>
+              <w:t>"\n--- [KẾT QUẢ KHẢO SÁT 6] KẾT XUẤT CÁC DÒNG ĐẦU TIÊN CỦA CHUỖI THỜI GIAN ---")</w:t>
             </w:r>
           </w:p>
           <w:p>
@@ -12259,13 +12464,23 @@
                 <w:szCs w:val="26"/>
               </w:rPr>
             </w:pPr>
-            <w:r>
-              <w:rPr>
-                <w:rFonts w:cs="Times New Roman"/>
-                <w:sz w:val="26"/>
-                <w:szCs w:val="26"/>
-              </w:rPr>
-              <w:t>df.head(5)</w:t>
+            <w:proofErr w:type="gramStart"/>
+            <w:r>
+              <w:rPr>
+                <w:rFonts w:cs="Times New Roman"/>
+                <w:sz w:val="26"/>
+                <w:szCs w:val="26"/>
+              </w:rPr>
+              <w:t>df.head</w:t>
+            </w:r>
+            <w:proofErr w:type="gramEnd"/>
+            <w:r>
+              <w:rPr>
+                <w:rFonts w:cs="Times New Roman"/>
+                <w:sz w:val="26"/>
+                <w:szCs w:val="26"/>
+              </w:rPr>
+              <w:t>(5)</w:t>
             </w:r>
           </w:p>
         </w:tc>
@@ -13017,7 +13232,25 @@
           <w:sz w:val="26"/>
           <w:szCs w:val="26"/>
         </w:rPr>
-        <w:t>Để mô hình học máy nắm bắt được quán tính dịch chuyển của giá bán (giá ngày hôm nay phụ thuộc rất lớn vào nền giá của các ngày liền trước), hệ thống triển khai toán tử toán học dịch chuyển hàng .shift(k) của thư viện Pandas. Nguyên lý hoạt động của hàm toán học này diễn ra theo các bước:</w:t>
+        <w:t xml:space="preserve">Để mô hình học máy nắm bắt được quán tính dịch chuyển của giá bán (giá ngày hôm nay phụ thuộc rất lớn vào nền giá của các ngày liền trước), hệ thống triển khai toán tử toán học dịch chuyển </w:t>
+      </w:r>
+      <w:proofErr w:type="gramStart"/>
+      <w:r>
+        <w:rPr>
+          <w:rFonts w:cs="Times New Roman"/>
+          <w:sz w:val="26"/>
+          <w:szCs w:val="26"/>
+        </w:rPr>
+        <w:t>hàng .shift</w:t>
+      </w:r>
+      <w:proofErr w:type="gramEnd"/>
+      <w:r>
+        <w:rPr>
+          <w:rFonts w:cs="Times New Roman"/>
+          <w:sz w:val="26"/>
+          <w:szCs w:val="26"/>
+        </w:rPr>
+        <w:t>(k) của thư viện Pandas. Nguyên lý hoạt động của hàm toán học này diễn ra theo các bước:</w:t>
       </w:r>
     </w:p>
     <w:p>
@@ -13180,7 +13413,25 @@
           <w:sz w:val="26"/>
           <w:szCs w:val="26"/>
         </w:rPr>
-        <w:t>Do đặc thù của phép toán dịch chuyển dữ liệu quá khứ (.shift()), tại phân đoạn khởi đầu của chuỗi thời gian (các dòng dữ liệu đầu tiên của năm 2020), hệ thống sẽ không có dữ liệu lịch sử đối chứng. Hệ quả là tại các mốc biên này, các thuộc tính trễ sẽ tự động bị gán các giá trị trống NaN do vượt ra ngoài phạm vi ma trận gốc</w:t>
+        <w:t xml:space="preserve">Do đặc thù của phép toán dịch chuyển dữ liệu quá khứ </w:t>
+      </w:r>
+      <w:proofErr w:type="gramStart"/>
+      <w:r>
+        <w:rPr>
+          <w:rFonts w:cs="Times New Roman"/>
+          <w:sz w:val="26"/>
+          <w:szCs w:val="26"/>
+        </w:rPr>
+        <w:t>(.shift</w:t>
+      </w:r>
+      <w:proofErr w:type="gramEnd"/>
+      <w:r>
+        <w:rPr>
+          <w:rFonts w:cs="Times New Roman"/>
+          <w:sz w:val="26"/>
+          <w:szCs w:val="26"/>
+        </w:rPr>
+        <w:t>()), tại phân đoạn khởi đầu của chuỗi thời gian (các dòng dữ liệu đầu tiên của năm 2020), hệ thống sẽ không có dữ liệu lịch sử đối chứng. Hệ quả là tại các mốc biên này, các thuộc tính trễ sẽ tự động bị gán các giá trị trống NaN do vượt ra ngoài phạm vi ma trận gốc</w:t>
       </w:r>
       <w:r>
         <w:rPr>
@@ -13207,7 +13458,25 @@
           <w:sz w:val="26"/>
           <w:szCs w:val="26"/>
         </w:rPr>
-        <w:t>- Dưới góc nhìn chuyên môn của ngành giao dịch kim loại quý, việc áp dụng các hàm nội suy hoặc thay thế giá trị trung bình vào các ô NaN đầu chuỗi này sẽ vô tình tạo ra các tín hiệu giá giả lập sai lệch, làm nhiễu hệ thống huấn luyện và làm sai lệch đường đi của giá thực tế. Do đó, nghiên cứu áp dụng giải pháp loại bỏ triệt để các bản ghi khuyết thiếu biên bằng hàm .dropna().</w:t>
+        <w:t xml:space="preserve">- Dưới góc nhìn chuyên môn của ngành giao dịch kim loại quý, việc áp dụng các hàm nội suy hoặc thay thế giá trị trung bình vào các ô NaN đầu chuỗi này sẽ vô tình tạo ra các tín hiệu giá giả lập sai lệch, làm nhiễu hệ thống huấn luyện và làm sai lệch đường đi của giá thực tế. Do đó, nghiên cứu áp dụng giải pháp loại bỏ triệt để các bản ghi khuyết thiếu biên bằng </w:t>
+      </w:r>
+      <w:proofErr w:type="gramStart"/>
+      <w:r>
+        <w:rPr>
+          <w:rFonts w:cs="Times New Roman"/>
+          <w:sz w:val="26"/>
+          <w:szCs w:val="26"/>
+        </w:rPr>
+        <w:t>hàm .dropna</w:t>
+      </w:r>
+      <w:proofErr w:type="gramEnd"/>
+      <w:r>
+        <w:rPr>
+          <w:rFonts w:cs="Times New Roman"/>
+          <w:sz w:val="26"/>
+          <w:szCs w:val="26"/>
+        </w:rPr>
+        <w:t>().</w:t>
       </w:r>
     </w:p>
     <w:p>
@@ -14675,13 +14944,13 @@
       <w:pPr>
         <w:pStyle w:val="Heading1"/>
       </w:pPr>
-      <w:bookmarkStart w:id="27" w:name="_Toc223629803"/>
-      <w:bookmarkStart w:id="28" w:name="_Toc233199209"/>
+      <w:bookmarkStart w:id="27" w:name="_Toc233199209"/>
+      <w:bookmarkStart w:id="28" w:name="_Toc223629803"/>
       <w:r>
         <w:lastRenderedPageBreak/>
         <w:t>CHƯƠNG III: PHÂN TÍCH THỐNG KÊ VÀ TRỰC QUAN HÓA DỮ LIỆU</w:t>
       </w:r>
-      <w:bookmarkEnd w:id="28"/>
+      <w:bookmarkEnd w:id="27"/>
     </w:p>
     <w:p>
       <w:pPr>
@@ -15867,6 +16136,7 @@
       <w:r>
         <w:rPr>
           <w:rFonts w:cs="Times New Roman"/>
+          <w:noProof/>
           <w:sz w:val="26"/>
           <w:szCs w:val="26"/>
         </w:rPr>
@@ -17551,7 +17821,21 @@
         <w:rPr>
           <w:rFonts w:cs="Times New Roman"/>
         </w:rPr>
-        <w:t>Spread_t = Selling_t - Buying_t.Đây là biến số mang tính phòng vệ vĩ mô. Biên độ spread co giãn ngẫu nhiên từ 60,000 VND đến hơn 100,000 VND là thước đo độ bất ổn (Volatility) của thị trường. Việc đưa biến này vào đầu vào giúp mô hình học máy tự nhận diện được mức độ rủi ro hệ thống của phiên hiện tại để điều chỉnh trọng số dự báo cho phiên tiếp theo.</w:t>
+        <w:t>Spread_t = Selling_t - Buying_</w:t>
+      </w:r>
+      <w:proofErr w:type="gramStart"/>
+      <w:r>
+        <w:rPr>
+          <w:rFonts w:cs="Times New Roman"/>
+        </w:rPr>
+        <w:t>t.Đây</w:t>
+      </w:r>
+      <w:proofErr w:type="gramEnd"/>
+      <w:r>
+        <w:rPr>
+          <w:rFonts w:cs="Times New Roman"/>
+        </w:rPr>
+        <w:t xml:space="preserve"> là biến số mang tính phòng vệ vĩ mô. Biên độ spread co giãn ngẫu nhiên từ 60,000 VND đến hơn 100,000 VND là thước đo độ bất ổn (Volatility) của thị trường. Việc đưa biến này vào đầu vào giúp mô hình học máy tự nhận diện được mức độ rủi ro hệ thống của phiên hiện tại để điều chỉnh trọng số dự báo cho phiên tiếp theo.</w:t>
       </w:r>
     </w:p>
     <w:p>
@@ -18589,6 +18873,9 @@
             </m:e>
           </m:nary>
           <m:r>
+            <m:rPr>
+              <m:sty m:val="p"/>
+            </m:rPr>
             <w:rPr>
               <w:rFonts w:cs="Times New Roman"/>
             </w:rPr>
@@ -20200,6 +20487,9 @@
             </m:e>
           </m:d>
           <m:r>
+            <m:rPr>
+              <m:sty m:val="p"/>
+            </m:rPr>
             <w:rPr>
               <w:rFonts w:cs="Times New Roman"/>
             </w:rPr>
@@ -22033,7 +22323,25 @@
           <w:sz w:val="26"/>
           <w:szCs w:val="26"/>
         </w:rPr>
-        <w:t>Giá trị ứng dụng: Mô hình K-Means bóc tách thành công hành vi định giá "bậc thang" của doanh nghiệp, cung cấp công cụ nhận diện trạng thái thị trường (An toàn, Phòng ngự hay Rủi ro) để nhà đầu tư ra quyết định tối ưu.</w:t>
+        <w:t>Giá trị ứng dụng: Mô hình K-Means bóc tách thành công hành vi định giá "bậc thang" của doanh nghiệp, cung cấp công cụ nhận diện trạng thái thị trường (</w:t>
+      </w:r>
+      <w:proofErr w:type="gramStart"/>
+      <w:r>
+        <w:rPr>
+          <w:rFonts w:cs="Times New Roman"/>
+          <w:sz w:val="26"/>
+          <w:szCs w:val="26"/>
+        </w:rPr>
+        <w:t>An</w:t>
+      </w:r>
+      <w:proofErr w:type="gramEnd"/>
+      <w:r>
+        <w:rPr>
+          <w:rFonts w:cs="Times New Roman"/>
+          <w:sz w:val="26"/>
+          <w:szCs w:val="26"/>
+        </w:rPr>
+        <w:t xml:space="preserve"> toàn, Phòng ngự hay Rủi ro) để nhà đầu tư ra quyết định tối ưu.</w:t>
       </w:r>
     </w:p>
     <w:p>
@@ -22152,15 +22460,33 @@
           <w:sz w:val="26"/>
           <w:szCs w:val="26"/>
         </w:rPr>
-        <w:t>Trước hết, đề tài đã tiến hành thu thập và xử lý bộ dữ liệu giá bạc thực tế tại Việt Nam giai đoạn 2020 – 2026. Dữ liệu được làm sạch, loại bỏ các giá trị khuyết thiếu qua toán tử trễ và chuyển đổi thành dạng phù hợp để phục vụ cho quá trình phân tích thống kê và xây dựng mô hình học máy.</w:t>
-      </w:r>
-      <w:r>
-        <w:rPr>
-          <w:rFonts w:cs="Times New Roman"/>
-          <w:sz w:val="26"/>
-          <w:szCs w:val="26"/>
-        </w:rPr>
-        <w:t xml:space="preserve">- </w:t>
+        <w:t xml:space="preserve">Trước hết, đề tài đã tiến hành thu thập và xử lý bộ dữ liệu giá bạc thực tế tại Việt Nam giai đoạn 2020 – 2026. Dữ liệu được làm sạch, loại bỏ các giá trị khuyết thiếu qua toán tử trễ và chuyển đổi thành dạng phù hợp để phục vụ cho quá trình phân tích thống kê và xây dựng mô hình học </w:t>
+      </w:r>
+      <w:proofErr w:type="gramStart"/>
+      <w:r>
+        <w:rPr>
+          <w:rFonts w:cs="Times New Roman"/>
+          <w:sz w:val="26"/>
+          <w:szCs w:val="26"/>
+        </w:rPr>
+        <w:t>máy.</w:t>
+      </w:r>
+      <w:r>
+        <w:rPr>
+          <w:rFonts w:cs="Times New Roman"/>
+          <w:sz w:val="26"/>
+          <w:szCs w:val="26"/>
+        </w:rPr>
+        <w:t>-</w:t>
+      </w:r>
+      <w:proofErr w:type="gramEnd"/>
+      <w:r>
+        <w:rPr>
+          <w:rFonts w:cs="Times New Roman"/>
+          <w:sz w:val="26"/>
+          <w:szCs w:val="26"/>
+        </w:rPr>
+        <w:t xml:space="preserve"> </w:t>
       </w:r>
     </w:p>
     <w:p>
@@ -22909,7 +23235,25 @@
           <w:sz w:val="26"/>
           <w:szCs w:val="26"/>
         </w:rPr>
-        <w:t>Thông qua việc áp dụng các phương pháp phân tích dữ liệu lượng hóa và học máy trên bộ dữ liệu giá bạc Việt Nam giai đoạn 2020 – 2026, đề tài đã làm rõ được nhiều đặc điểm vận hành quan trọng của thị trường nội địa. Các kết quả thu được không chỉ giúp nhận diện xu hướng dịch chuyển giá, hành vi định giá "bậc thang" nới rộng spread an toàn của doanh nghiệp, mà còn chứng minh năng lực ứng dụng mạnh mẽ của các thuật toán học máy trong việc dự báo chuỗi thời gian ngắn hạn và khám phá cấu trúc dữ liệu không giám sát.</w:t>
+        <w:t xml:space="preserve">Thông qua việc áp dụng các phương pháp phân tích dữ liệu lượng hóa và học máy trên bộ dữ liệu giá bạc Việt Nam giai đoạn 2020 – 2026, đề tài đã làm rõ được nhiều đặc điểm vận hành quan trọng của thị trường nội địa. Các kết quả thu được không chỉ giúp nhận diện xu hướng dịch chuyển giá, hành vi định giá "bậc thang" nới rộng spread </w:t>
+      </w:r>
+      <w:proofErr w:type="gramStart"/>
+      <w:r>
+        <w:rPr>
+          <w:rFonts w:cs="Times New Roman"/>
+          <w:sz w:val="26"/>
+          <w:szCs w:val="26"/>
+        </w:rPr>
+        <w:t>an</w:t>
+      </w:r>
+      <w:proofErr w:type="gramEnd"/>
+      <w:r>
+        <w:rPr>
+          <w:rFonts w:cs="Times New Roman"/>
+          <w:sz w:val="26"/>
+          <w:szCs w:val="26"/>
+        </w:rPr>
+        <w:t xml:space="preserve"> toàn của doanh nghiệp, mà còn chứng minh năng lực ứng dụng mạnh mẽ của các thuật toán học máy trong việc dự báo chuỗi thời gian ngắn hạn và khám phá cấu trúc dữ liệu không giám sát.</w:t>
       </w:r>
     </w:p>
     <w:p>
@@ -23132,7 +23476,7 @@
         </w:rPr>
       </w:pPr>
       <w:bookmarkStart w:id="50" w:name="_Toc223629833"/>
-      <w:bookmarkEnd w:id="27"/>
+      <w:bookmarkEnd w:id="28"/>
       <w:r>
         <w:rPr>
           <w:rFonts w:cs="Times New Roman"/>
@@ -23486,6 +23830,7 @@
         <w:rPr>
           <w:rFonts w:cs="Times New Roman"/>
           <w:b/>
+          <w:noProof/>
           <w:sz w:val="32"/>
           <w:szCs w:val="32"/>
         </w:rPr>
@@ -29327,6 +29672,7 @@
   <w:style w:type="character" w:default="1" w:styleId="DefaultParagraphFont">
     <w:name w:val="Default Paragraph Font"/>
     <w:uiPriority w:val="1"/>
+    <w:semiHidden/>
     <w:unhideWhenUsed/>
   </w:style>
   <w:style w:type="table" w:default="1" w:styleId="TableNormal">
